--- a/capstone/data_collection/hypothetical_dataset/Hypothetical_dataset_description.docx
+++ b/capstone/data_collection/hypothetical_dataset/Hypothetical_dataset_description.docx
@@ -3677,19 +3677,19 @@
         <w:tblLook w:val="04A0" w:firstRow="1" w:lastRow="0" w:firstColumn="1" w:lastColumn="0" w:noHBand="0" w:noVBand="1"/>
       </w:tblPr>
       <w:tblGrid>
-        <w:gridCol w:w="508"/>
-        <w:gridCol w:w="509"/>
+        <w:gridCol w:w="510"/>
+        <w:gridCol w:w="510"/>
         <w:gridCol w:w="597"/>
         <w:gridCol w:w="740"/>
         <w:gridCol w:w="632"/>
-        <w:gridCol w:w="696"/>
+        <w:gridCol w:w="695"/>
         <w:gridCol w:w="652"/>
-        <w:gridCol w:w="926"/>
-        <w:gridCol w:w="970"/>
-        <w:gridCol w:w="882"/>
+        <w:gridCol w:w="925"/>
+        <w:gridCol w:w="969"/>
+        <w:gridCol w:w="881"/>
         <w:gridCol w:w="911"/>
         <w:gridCol w:w="730"/>
-        <w:gridCol w:w="607"/>
+        <w:gridCol w:w="608"/>
       </w:tblGrid>
       <w:tr>
         <w:trPr>
@@ -3725,8 +3725,8 @@
                 <w:bCs/>
                 <w:color w:val="000000"/>
                 <w:kern w:val="0"/>
-                <w:sz w:val="18"/>
-                <w:szCs w:val="18"/>
+                <w:sz w:val="16"/>
+                <w:szCs w:val="16"/>
                 <w14:ligatures w14:val="none"/>
               </w:rPr>
             </w:pPr>
@@ -3737,8 +3737,8 @@
                 <w:bCs/>
                 <w:color w:val="000000"/>
                 <w:kern w:val="0"/>
-                <w:sz w:val="18"/>
-                <w:szCs w:val="18"/>
+                <w:sz w:val="16"/>
+                <w:szCs w:val="16"/>
                 <w14:ligatures w14:val="none"/>
               </w:rPr>
               <w:t>month</w:t>
@@ -3774,8 +3774,8 @@
                 <w:bCs/>
                 <w:color w:val="000000"/>
                 <w:kern w:val="0"/>
-                <w:sz w:val="18"/>
-                <w:szCs w:val="18"/>
+                <w:sz w:val="16"/>
+                <w:szCs w:val="16"/>
                 <w14:ligatures w14:val="none"/>
               </w:rPr>
             </w:pPr>
@@ -3786,8 +3786,8 @@
                 <w:bCs/>
                 <w:color w:val="000000"/>
                 <w:kern w:val="0"/>
-                <w:sz w:val="18"/>
-                <w:szCs w:val="18"/>
+                <w:sz w:val="16"/>
+                <w:szCs w:val="16"/>
                 <w14:ligatures w14:val="none"/>
               </w:rPr>
               <w:t>region</w:t>
@@ -3823,8 +3823,8 @@
                 <w:bCs/>
                 <w:color w:val="000000"/>
                 <w:kern w:val="0"/>
-                <w:sz w:val="18"/>
-                <w:szCs w:val="18"/>
+                <w:sz w:val="16"/>
+                <w:szCs w:val="16"/>
                 <w14:ligatures w14:val="none"/>
               </w:rPr>
             </w:pPr>
@@ -3835,8 +3835,8 @@
                 <w:bCs/>
                 <w:color w:val="000000"/>
                 <w:kern w:val="0"/>
-                <w:sz w:val="18"/>
-                <w:szCs w:val="18"/>
+                <w:sz w:val="16"/>
+                <w:szCs w:val="16"/>
                 <w14:ligatures w14:val="none"/>
               </w:rPr>
               <w:t>operator</w:t>
@@ -3872,8 +3872,8 @@
                 <w:bCs/>
                 <w:color w:val="000000"/>
                 <w:kern w:val="0"/>
-                <w:sz w:val="18"/>
-                <w:szCs w:val="18"/>
+                <w:sz w:val="16"/>
+                <w:szCs w:val="16"/>
                 <w14:ligatures w14:val="none"/>
               </w:rPr>
             </w:pPr>
@@ -3884,8 +3884,8 @@
                 <w:bCs/>
                 <w:color w:val="000000"/>
                 <w:kern w:val="0"/>
-                <w:sz w:val="18"/>
-                <w:szCs w:val="18"/>
+                <w:sz w:val="16"/>
+                <w:szCs w:val="16"/>
                 <w14:ligatures w14:val="none"/>
               </w:rPr>
               <w:t>subscribers</w:t>
@@ -3921,8 +3921,8 @@
                 <w:bCs/>
                 <w:color w:val="000000"/>
                 <w:kern w:val="0"/>
-                <w:sz w:val="18"/>
-                <w:szCs w:val="18"/>
+                <w:sz w:val="16"/>
+                <w:szCs w:val="16"/>
                 <w14:ligatures w14:val="none"/>
               </w:rPr>
             </w:pPr>
@@ -3934,8 +3934,8 @@
                 <w:bCs/>
                 <w:color w:val="000000"/>
                 <w:kern w:val="0"/>
-                <w:sz w:val="18"/>
-                <w:szCs w:val="18"/>
+                <w:sz w:val="16"/>
+                <w:szCs w:val="16"/>
                 <w14:ligatures w14:val="none"/>
               </w:rPr>
               <w:t>net_adds</w:t>
@@ -3972,8 +3972,8 @@
                 <w:bCs/>
                 <w:color w:val="000000"/>
                 <w:kern w:val="0"/>
-                <w:sz w:val="18"/>
-                <w:szCs w:val="18"/>
+                <w:sz w:val="16"/>
+                <w:szCs w:val="16"/>
                 <w14:ligatures w14:val="none"/>
               </w:rPr>
             </w:pPr>
@@ -3985,8 +3985,8 @@
                 <w:bCs/>
                 <w:color w:val="000000"/>
                 <w:kern w:val="0"/>
-                <w:sz w:val="18"/>
-                <w:szCs w:val="18"/>
+                <w:sz w:val="16"/>
+                <w:szCs w:val="16"/>
                 <w14:ligatures w14:val="none"/>
               </w:rPr>
               <w:t>churn_rate</w:t>
@@ -4023,8 +4023,8 @@
                 <w:bCs/>
                 <w:color w:val="000000"/>
                 <w:kern w:val="0"/>
-                <w:sz w:val="18"/>
-                <w:szCs w:val="18"/>
+                <w:sz w:val="16"/>
+                <w:szCs w:val="16"/>
                 <w14:ligatures w14:val="none"/>
               </w:rPr>
             </w:pPr>
@@ -4036,8 +4036,8 @@
                 <w:bCs/>
                 <w:color w:val="000000"/>
                 <w:kern w:val="0"/>
-                <w:sz w:val="18"/>
-                <w:szCs w:val="18"/>
+                <w:sz w:val="16"/>
+                <w:szCs w:val="16"/>
                 <w14:ligatures w14:val="none"/>
               </w:rPr>
               <w:t>avg_price</w:t>
@@ -4074,8 +4074,8 @@
                 <w:bCs/>
                 <w:color w:val="000000"/>
                 <w:kern w:val="0"/>
-                <w:sz w:val="18"/>
-                <w:szCs w:val="18"/>
+                <w:sz w:val="16"/>
+                <w:szCs w:val="16"/>
                 <w14:ligatures w14:val="none"/>
               </w:rPr>
             </w:pPr>
@@ -4087,8 +4087,8 @@
                 <w:bCs/>
                 <w:color w:val="000000"/>
                 <w:kern w:val="0"/>
-                <w:sz w:val="18"/>
-                <w:szCs w:val="18"/>
+                <w:sz w:val="16"/>
+                <w:szCs w:val="16"/>
                 <w14:ligatures w14:val="none"/>
               </w:rPr>
               <w:t>promo_intensity</w:t>
@@ -4125,8 +4125,8 @@
                 <w:bCs/>
                 <w:color w:val="000000"/>
                 <w:kern w:val="0"/>
-                <w:sz w:val="18"/>
-                <w:szCs w:val="18"/>
+                <w:sz w:val="16"/>
+                <w:szCs w:val="16"/>
                 <w14:ligatures w14:val="none"/>
               </w:rPr>
             </w:pPr>
@@ -4138,8 +4138,8 @@
                 <w:bCs/>
                 <w:color w:val="000000"/>
                 <w:kern w:val="0"/>
-                <w:sz w:val="18"/>
-                <w:szCs w:val="18"/>
+                <w:sz w:val="16"/>
+                <w:szCs w:val="16"/>
                 <w14:ligatures w14:val="none"/>
               </w:rPr>
               <w:t>marketing_spend</w:t>
@@ -4176,8 +4176,8 @@
                 <w:bCs/>
                 <w:color w:val="000000"/>
                 <w:kern w:val="0"/>
-                <w:sz w:val="18"/>
-                <w:szCs w:val="18"/>
+                <w:sz w:val="16"/>
+                <w:szCs w:val="16"/>
                 <w14:ligatures w14:val="none"/>
               </w:rPr>
             </w:pPr>
@@ -4189,8 +4189,8 @@
                 <w:bCs/>
                 <w:color w:val="000000"/>
                 <w:kern w:val="0"/>
-                <w:sz w:val="18"/>
-                <w:szCs w:val="18"/>
+                <w:sz w:val="16"/>
+                <w:szCs w:val="16"/>
                 <w14:ligatures w14:val="none"/>
               </w:rPr>
               <w:t>network_speed</w:t>
@@ -4227,8 +4227,8 @@
                 <w:bCs/>
                 <w:color w:val="000000"/>
                 <w:kern w:val="0"/>
-                <w:sz w:val="18"/>
-                <w:szCs w:val="18"/>
+                <w:sz w:val="16"/>
+                <w:szCs w:val="16"/>
                 <w14:ligatures w14:val="none"/>
               </w:rPr>
             </w:pPr>
@@ -4240,8 +4240,8 @@
                 <w:bCs/>
                 <w:color w:val="000000"/>
                 <w:kern w:val="0"/>
-                <w:sz w:val="18"/>
-                <w:szCs w:val="18"/>
+                <w:sz w:val="16"/>
+                <w:szCs w:val="16"/>
                 <w14:ligatures w14:val="none"/>
               </w:rPr>
               <w:t>coverage_score</w:t>
@@ -4278,8 +4278,8 @@
                 <w:bCs/>
                 <w:color w:val="000000"/>
                 <w:kern w:val="0"/>
-                <w:sz w:val="18"/>
-                <w:szCs w:val="18"/>
+                <w:sz w:val="16"/>
+                <w:szCs w:val="16"/>
                 <w14:ligatures w14:val="none"/>
               </w:rPr>
             </w:pPr>
@@ -4290,8 +4290,8 @@
                 <w:bCs/>
                 <w:color w:val="000000"/>
                 <w:kern w:val="0"/>
-                <w:sz w:val="18"/>
-                <w:szCs w:val="18"/>
+                <w:sz w:val="16"/>
+                <w:szCs w:val="16"/>
                 <w14:ligatures w14:val="none"/>
               </w:rPr>
               <w:t>satisfaction</w:t>
@@ -4329,8 +4329,8 @@
                 <w:bCs/>
                 <w:color w:val="000000"/>
                 <w:kern w:val="0"/>
-                <w:sz w:val="18"/>
-                <w:szCs w:val="18"/>
+                <w:sz w:val="16"/>
+                <w:szCs w:val="16"/>
                 <w14:ligatures w14:val="none"/>
               </w:rPr>
             </w:pPr>
@@ -4341,8 +4341,8 @@
                 <w:bCs/>
                 <w:color w:val="000000"/>
                 <w:kern w:val="0"/>
-                <w:sz w:val="18"/>
-                <w:szCs w:val="18"/>
+                <w:sz w:val="16"/>
+                <w:szCs w:val="16"/>
                 <w14:ligatures w14:val="none"/>
               </w:rPr>
               <w:t>0</w:t>
@@ -4376,18 +4376,18 @@
                 <w:rFonts w:ascii="Helvetica" w:eastAsia="Times New Roman" w:hAnsi="Helvetica" w:cs="Times New Roman"/>
                 <w:color w:val="000000"/>
                 <w:kern w:val="0"/>
-                <w:sz w:val="18"/>
-                <w:szCs w:val="18"/>
-                <w14:ligatures w14:val="none"/>
-              </w:rPr>
-            </w:pPr>
-            <w:r>
-              <w:rPr>
-                <w:rFonts w:ascii="Helvetica" w:eastAsia="Times New Roman" w:hAnsi="Helvetica" w:cs="Times New Roman"/>
-                <w:color w:val="000000"/>
-                <w:kern w:val="0"/>
-                <w:sz w:val="18"/>
-                <w:szCs w:val="18"/>
+                <w:sz w:val="16"/>
+                <w:szCs w:val="16"/>
+                <w14:ligatures w14:val="none"/>
+              </w:rPr>
+            </w:pPr>
+            <w:r>
+              <w:rPr>
+                <w:rFonts w:ascii="Helvetica" w:eastAsia="Times New Roman" w:hAnsi="Helvetica" w:cs="Times New Roman"/>
+                <w:color w:val="000000"/>
+                <w:kern w:val="0"/>
+                <w:sz w:val="16"/>
+                <w:szCs w:val="16"/>
                 <w14:ligatures w14:val="none"/>
               </w:rPr>
               <w:t>2018-01-01</w:t>
@@ -4421,18 +4421,18 @@
                 <w:rFonts w:ascii="Helvetica" w:eastAsia="Times New Roman" w:hAnsi="Helvetica" w:cs="Times New Roman"/>
                 <w:color w:val="000000"/>
                 <w:kern w:val="0"/>
-                <w:sz w:val="18"/>
-                <w:szCs w:val="18"/>
-                <w14:ligatures w14:val="none"/>
-              </w:rPr>
-            </w:pPr>
-            <w:r>
-              <w:rPr>
-                <w:rFonts w:ascii="Helvetica" w:eastAsia="Times New Roman" w:hAnsi="Helvetica" w:cs="Times New Roman"/>
-                <w:color w:val="000000"/>
-                <w:kern w:val="0"/>
-                <w:sz w:val="18"/>
-                <w:szCs w:val="18"/>
+                <w:sz w:val="16"/>
+                <w:szCs w:val="16"/>
+                <w14:ligatures w14:val="none"/>
+              </w:rPr>
+            </w:pPr>
+            <w:r>
+              <w:rPr>
+                <w:rFonts w:ascii="Helvetica" w:eastAsia="Times New Roman" w:hAnsi="Helvetica" w:cs="Times New Roman"/>
+                <w:color w:val="000000"/>
+                <w:kern w:val="0"/>
+                <w:sz w:val="16"/>
+                <w:szCs w:val="16"/>
                 <w14:ligatures w14:val="none"/>
               </w:rPr>
               <w:t>CA</w:t>
@@ -4466,18 +4466,18 @@
                 <w:rFonts w:ascii="Helvetica" w:eastAsia="Times New Roman" w:hAnsi="Helvetica" w:cs="Times New Roman"/>
                 <w:color w:val="000000"/>
                 <w:kern w:val="0"/>
-                <w:sz w:val="18"/>
-                <w:szCs w:val="18"/>
-                <w14:ligatures w14:val="none"/>
-              </w:rPr>
-            </w:pPr>
-            <w:r>
-              <w:rPr>
-                <w:rFonts w:ascii="Helvetica" w:eastAsia="Times New Roman" w:hAnsi="Helvetica" w:cs="Times New Roman"/>
-                <w:color w:val="000000"/>
-                <w:kern w:val="0"/>
-                <w:sz w:val="18"/>
-                <w:szCs w:val="18"/>
+                <w:sz w:val="16"/>
+                <w:szCs w:val="16"/>
+                <w14:ligatures w14:val="none"/>
+              </w:rPr>
+            </w:pPr>
+            <w:r>
+              <w:rPr>
+                <w:rFonts w:ascii="Helvetica" w:eastAsia="Times New Roman" w:hAnsi="Helvetica" w:cs="Times New Roman"/>
+                <w:color w:val="000000"/>
+                <w:kern w:val="0"/>
+                <w:sz w:val="16"/>
+                <w:szCs w:val="16"/>
                 <w14:ligatures w14:val="none"/>
               </w:rPr>
               <w:t>Verizon</w:t>
@@ -4511,18 +4511,18 @@
                 <w:rFonts w:ascii="Helvetica" w:eastAsia="Times New Roman" w:hAnsi="Helvetica" w:cs="Times New Roman"/>
                 <w:color w:val="000000"/>
                 <w:kern w:val="0"/>
-                <w:sz w:val="18"/>
-                <w:szCs w:val="18"/>
-                <w14:ligatures w14:val="none"/>
-              </w:rPr>
-            </w:pPr>
-            <w:r>
-              <w:rPr>
-                <w:rFonts w:ascii="Helvetica" w:eastAsia="Times New Roman" w:hAnsi="Helvetica" w:cs="Times New Roman"/>
-                <w:color w:val="000000"/>
-                <w:kern w:val="0"/>
-                <w:sz w:val="18"/>
-                <w:szCs w:val="18"/>
+                <w:sz w:val="16"/>
+                <w:szCs w:val="16"/>
+                <w14:ligatures w14:val="none"/>
+              </w:rPr>
+            </w:pPr>
+            <w:r>
+              <w:rPr>
+                <w:rFonts w:ascii="Helvetica" w:eastAsia="Times New Roman" w:hAnsi="Helvetica" w:cs="Times New Roman"/>
+                <w:color w:val="000000"/>
+                <w:kern w:val="0"/>
+                <w:sz w:val="16"/>
+                <w:szCs w:val="16"/>
                 <w14:ligatures w14:val="none"/>
               </w:rPr>
               <w:t>10295814</w:t>
@@ -4556,18 +4556,18 @@
                 <w:rFonts w:ascii="Helvetica" w:eastAsia="Times New Roman" w:hAnsi="Helvetica" w:cs="Times New Roman"/>
                 <w:color w:val="000000"/>
                 <w:kern w:val="0"/>
-                <w:sz w:val="18"/>
-                <w:szCs w:val="18"/>
-                <w14:ligatures w14:val="none"/>
-              </w:rPr>
-            </w:pPr>
-            <w:r>
-              <w:rPr>
-                <w:rFonts w:ascii="Helvetica" w:eastAsia="Times New Roman" w:hAnsi="Helvetica" w:cs="Times New Roman"/>
-                <w:color w:val="000000"/>
-                <w:kern w:val="0"/>
-                <w:sz w:val="18"/>
-                <w:szCs w:val="18"/>
+                <w:sz w:val="16"/>
+                <w:szCs w:val="16"/>
+                <w14:ligatures w14:val="none"/>
+              </w:rPr>
+            </w:pPr>
+            <w:r>
+              <w:rPr>
+                <w:rFonts w:ascii="Helvetica" w:eastAsia="Times New Roman" w:hAnsi="Helvetica" w:cs="Times New Roman"/>
+                <w:color w:val="000000"/>
+                <w:kern w:val="0"/>
+                <w:sz w:val="16"/>
+                <w:szCs w:val="16"/>
                 <w14:ligatures w14:val="none"/>
               </w:rPr>
               <w:t>153345</w:t>
@@ -4601,18 +4601,18 @@
                 <w:rFonts w:ascii="Helvetica" w:eastAsia="Times New Roman" w:hAnsi="Helvetica" w:cs="Times New Roman"/>
                 <w:color w:val="000000"/>
                 <w:kern w:val="0"/>
-                <w:sz w:val="18"/>
-                <w:szCs w:val="18"/>
-                <w14:ligatures w14:val="none"/>
-              </w:rPr>
-            </w:pPr>
-            <w:r>
-              <w:rPr>
-                <w:rFonts w:ascii="Helvetica" w:eastAsia="Times New Roman" w:hAnsi="Helvetica" w:cs="Times New Roman"/>
-                <w:color w:val="000000"/>
-                <w:kern w:val="0"/>
-                <w:sz w:val="18"/>
-                <w:szCs w:val="18"/>
+                <w:sz w:val="16"/>
+                <w:szCs w:val="16"/>
+                <w14:ligatures w14:val="none"/>
+              </w:rPr>
+            </w:pPr>
+            <w:r>
+              <w:rPr>
+                <w:rFonts w:ascii="Helvetica" w:eastAsia="Times New Roman" w:hAnsi="Helvetica" w:cs="Times New Roman"/>
+                <w:color w:val="000000"/>
+                <w:kern w:val="0"/>
+                <w:sz w:val="16"/>
+                <w:szCs w:val="16"/>
                 <w14:ligatures w14:val="none"/>
               </w:rPr>
               <w:t>2.567088</w:t>
@@ -4646,18 +4646,18 @@
                 <w:rFonts w:ascii="Helvetica" w:eastAsia="Times New Roman" w:hAnsi="Helvetica" w:cs="Times New Roman"/>
                 <w:color w:val="000000"/>
                 <w:kern w:val="0"/>
-                <w:sz w:val="18"/>
-                <w:szCs w:val="18"/>
-                <w14:ligatures w14:val="none"/>
-              </w:rPr>
-            </w:pPr>
-            <w:r>
-              <w:rPr>
-                <w:rFonts w:ascii="Helvetica" w:eastAsia="Times New Roman" w:hAnsi="Helvetica" w:cs="Times New Roman"/>
-                <w:color w:val="000000"/>
-                <w:kern w:val="0"/>
-                <w:sz w:val="18"/>
-                <w:szCs w:val="18"/>
+                <w:sz w:val="16"/>
+                <w:szCs w:val="16"/>
+                <w14:ligatures w14:val="none"/>
+              </w:rPr>
+            </w:pPr>
+            <w:r>
+              <w:rPr>
+                <w:rFonts w:ascii="Helvetica" w:eastAsia="Times New Roman" w:hAnsi="Helvetica" w:cs="Times New Roman"/>
+                <w:color w:val="000000"/>
+                <w:kern w:val="0"/>
+                <w:sz w:val="16"/>
+                <w:szCs w:val="16"/>
                 <w14:ligatures w14:val="none"/>
               </w:rPr>
               <w:t>71.406581</w:t>
@@ -4691,18 +4691,18 @@
                 <w:rFonts w:ascii="Helvetica" w:eastAsia="Times New Roman" w:hAnsi="Helvetica" w:cs="Times New Roman"/>
                 <w:color w:val="000000"/>
                 <w:kern w:val="0"/>
-                <w:sz w:val="18"/>
-                <w:szCs w:val="18"/>
-                <w14:ligatures w14:val="none"/>
-              </w:rPr>
-            </w:pPr>
-            <w:r>
-              <w:rPr>
-                <w:rFonts w:ascii="Helvetica" w:eastAsia="Times New Roman" w:hAnsi="Helvetica" w:cs="Times New Roman"/>
-                <w:color w:val="000000"/>
-                <w:kern w:val="0"/>
-                <w:sz w:val="18"/>
-                <w:szCs w:val="18"/>
+                <w:sz w:val="16"/>
+                <w:szCs w:val="16"/>
+                <w14:ligatures w14:val="none"/>
+              </w:rPr>
+            </w:pPr>
+            <w:r>
+              <w:rPr>
+                <w:rFonts w:ascii="Helvetica" w:eastAsia="Times New Roman" w:hAnsi="Helvetica" w:cs="Times New Roman"/>
+                <w:color w:val="000000"/>
+                <w:kern w:val="0"/>
+                <w:sz w:val="16"/>
+                <w:szCs w:val="16"/>
                 <w14:ligatures w14:val="none"/>
               </w:rPr>
               <w:t>4.142344</w:t>
@@ -4736,18 +4736,18 @@
                 <w:rFonts w:ascii="Helvetica" w:eastAsia="Times New Roman" w:hAnsi="Helvetica" w:cs="Times New Roman"/>
                 <w:color w:val="000000"/>
                 <w:kern w:val="0"/>
-                <w:sz w:val="18"/>
-                <w:szCs w:val="18"/>
-                <w14:ligatures w14:val="none"/>
-              </w:rPr>
-            </w:pPr>
-            <w:r>
-              <w:rPr>
-                <w:rFonts w:ascii="Helvetica" w:eastAsia="Times New Roman" w:hAnsi="Helvetica" w:cs="Times New Roman"/>
-                <w:color w:val="000000"/>
-                <w:kern w:val="0"/>
-                <w:sz w:val="18"/>
-                <w:szCs w:val="18"/>
+                <w:sz w:val="16"/>
+                <w:szCs w:val="16"/>
+                <w14:ligatures w14:val="none"/>
+              </w:rPr>
+            </w:pPr>
+            <w:r>
+              <w:rPr>
+                <w:rFonts w:ascii="Helvetica" w:eastAsia="Times New Roman" w:hAnsi="Helvetica" w:cs="Times New Roman"/>
+                <w:color w:val="000000"/>
+                <w:kern w:val="0"/>
+                <w:sz w:val="16"/>
+                <w:szCs w:val="16"/>
                 <w14:ligatures w14:val="none"/>
               </w:rPr>
               <w:t>166.741722</w:t>
@@ -4781,18 +4781,18 @@
                 <w:rFonts w:ascii="Helvetica" w:eastAsia="Times New Roman" w:hAnsi="Helvetica" w:cs="Times New Roman"/>
                 <w:color w:val="000000"/>
                 <w:kern w:val="0"/>
-                <w:sz w:val="18"/>
-                <w:szCs w:val="18"/>
-                <w14:ligatures w14:val="none"/>
-              </w:rPr>
-            </w:pPr>
-            <w:r>
-              <w:rPr>
-                <w:rFonts w:ascii="Helvetica" w:eastAsia="Times New Roman" w:hAnsi="Helvetica" w:cs="Times New Roman"/>
-                <w:color w:val="000000"/>
-                <w:kern w:val="0"/>
-                <w:sz w:val="18"/>
-                <w:szCs w:val="18"/>
+                <w:sz w:val="16"/>
+                <w:szCs w:val="16"/>
+                <w14:ligatures w14:val="none"/>
+              </w:rPr>
+            </w:pPr>
+            <w:r>
+              <w:rPr>
+                <w:rFonts w:ascii="Helvetica" w:eastAsia="Times New Roman" w:hAnsi="Helvetica" w:cs="Times New Roman"/>
+                <w:color w:val="000000"/>
+                <w:kern w:val="0"/>
+                <w:sz w:val="16"/>
+                <w:szCs w:val="16"/>
                 <w14:ligatures w14:val="none"/>
               </w:rPr>
               <w:t>123.925798</w:t>
@@ -4826,18 +4826,18 @@
                 <w:rFonts w:ascii="Helvetica" w:eastAsia="Times New Roman" w:hAnsi="Helvetica" w:cs="Times New Roman"/>
                 <w:color w:val="000000"/>
                 <w:kern w:val="0"/>
-                <w:sz w:val="18"/>
-                <w:szCs w:val="18"/>
-                <w14:ligatures w14:val="none"/>
-              </w:rPr>
-            </w:pPr>
-            <w:r>
-              <w:rPr>
-                <w:rFonts w:ascii="Helvetica" w:eastAsia="Times New Roman" w:hAnsi="Helvetica" w:cs="Times New Roman"/>
-                <w:color w:val="000000"/>
-                <w:kern w:val="0"/>
-                <w:sz w:val="18"/>
-                <w:szCs w:val="18"/>
+                <w:sz w:val="16"/>
+                <w:szCs w:val="16"/>
+                <w14:ligatures w14:val="none"/>
+              </w:rPr>
+            </w:pPr>
+            <w:r>
+              <w:rPr>
+                <w:rFonts w:ascii="Helvetica" w:eastAsia="Times New Roman" w:hAnsi="Helvetica" w:cs="Times New Roman"/>
+                <w:color w:val="000000"/>
+                <w:kern w:val="0"/>
+                <w:sz w:val="16"/>
+                <w:szCs w:val="16"/>
                 <w14:ligatures w14:val="none"/>
               </w:rPr>
               <w:t>94.680967</w:t>
@@ -4871,18 +4871,18 @@
                 <w:rFonts w:ascii="Helvetica" w:eastAsia="Times New Roman" w:hAnsi="Helvetica" w:cs="Times New Roman"/>
                 <w:color w:val="000000"/>
                 <w:kern w:val="0"/>
-                <w:sz w:val="18"/>
-                <w:szCs w:val="18"/>
-                <w14:ligatures w14:val="none"/>
-              </w:rPr>
-            </w:pPr>
-            <w:r>
-              <w:rPr>
-                <w:rFonts w:ascii="Helvetica" w:eastAsia="Times New Roman" w:hAnsi="Helvetica" w:cs="Times New Roman"/>
-                <w:color w:val="000000"/>
-                <w:kern w:val="0"/>
-                <w:sz w:val="18"/>
-                <w:szCs w:val="18"/>
+                <w:sz w:val="16"/>
+                <w:szCs w:val="16"/>
+                <w14:ligatures w14:val="none"/>
+              </w:rPr>
+            </w:pPr>
+            <w:r>
+              <w:rPr>
+                <w:rFonts w:ascii="Helvetica" w:eastAsia="Times New Roman" w:hAnsi="Helvetica" w:cs="Times New Roman"/>
+                <w:color w:val="000000"/>
+                <w:kern w:val="0"/>
+                <w:sz w:val="16"/>
+                <w:szCs w:val="16"/>
                 <w14:ligatures w14:val="none"/>
               </w:rPr>
               <w:t>9.604879</w:t>
@@ -4920,8 +4920,8 @@
                 <w:bCs/>
                 <w:color w:val="000000"/>
                 <w:kern w:val="0"/>
-                <w:sz w:val="18"/>
-                <w:szCs w:val="18"/>
+                <w:sz w:val="16"/>
+                <w:szCs w:val="16"/>
                 <w14:ligatures w14:val="none"/>
               </w:rPr>
             </w:pPr>
@@ -4932,8 +4932,8 @@
                 <w:bCs/>
                 <w:color w:val="000000"/>
                 <w:kern w:val="0"/>
-                <w:sz w:val="18"/>
-                <w:szCs w:val="18"/>
+                <w:sz w:val="16"/>
+                <w:szCs w:val="16"/>
                 <w14:ligatures w14:val="none"/>
               </w:rPr>
               <w:t>1</w:t>
@@ -4967,18 +4967,18 @@
                 <w:rFonts w:ascii="Helvetica" w:eastAsia="Times New Roman" w:hAnsi="Helvetica" w:cs="Times New Roman"/>
                 <w:color w:val="000000"/>
                 <w:kern w:val="0"/>
-                <w:sz w:val="18"/>
-                <w:szCs w:val="18"/>
-                <w14:ligatures w14:val="none"/>
-              </w:rPr>
-            </w:pPr>
-            <w:r>
-              <w:rPr>
-                <w:rFonts w:ascii="Helvetica" w:eastAsia="Times New Roman" w:hAnsi="Helvetica" w:cs="Times New Roman"/>
-                <w:color w:val="000000"/>
-                <w:kern w:val="0"/>
-                <w:sz w:val="18"/>
-                <w:szCs w:val="18"/>
+                <w:sz w:val="16"/>
+                <w:szCs w:val="16"/>
+                <w14:ligatures w14:val="none"/>
+              </w:rPr>
+            </w:pPr>
+            <w:r>
+              <w:rPr>
+                <w:rFonts w:ascii="Helvetica" w:eastAsia="Times New Roman" w:hAnsi="Helvetica" w:cs="Times New Roman"/>
+                <w:color w:val="000000"/>
+                <w:kern w:val="0"/>
+                <w:sz w:val="16"/>
+                <w:szCs w:val="16"/>
                 <w14:ligatures w14:val="none"/>
               </w:rPr>
               <w:t>2018-01-01</w:t>
@@ -5012,18 +5012,18 @@
                 <w:rFonts w:ascii="Helvetica" w:eastAsia="Times New Roman" w:hAnsi="Helvetica" w:cs="Times New Roman"/>
                 <w:color w:val="000000"/>
                 <w:kern w:val="0"/>
-                <w:sz w:val="18"/>
-                <w:szCs w:val="18"/>
-                <w14:ligatures w14:val="none"/>
-              </w:rPr>
-            </w:pPr>
-            <w:r>
-              <w:rPr>
-                <w:rFonts w:ascii="Helvetica" w:eastAsia="Times New Roman" w:hAnsi="Helvetica" w:cs="Times New Roman"/>
-                <w:color w:val="000000"/>
-                <w:kern w:val="0"/>
-                <w:sz w:val="18"/>
-                <w:szCs w:val="18"/>
+                <w:sz w:val="16"/>
+                <w:szCs w:val="16"/>
+                <w14:ligatures w14:val="none"/>
+              </w:rPr>
+            </w:pPr>
+            <w:r>
+              <w:rPr>
+                <w:rFonts w:ascii="Helvetica" w:eastAsia="Times New Roman" w:hAnsi="Helvetica" w:cs="Times New Roman"/>
+                <w:color w:val="000000"/>
+                <w:kern w:val="0"/>
+                <w:sz w:val="16"/>
+                <w:szCs w:val="16"/>
                 <w14:ligatures w14:val="none"/>
               </w:rPr>
               <w:t>CA</w:t>
@@ -5057,18 +5057,18 @@
                 <w:rFonts w:ascii="Helvetica" w:eastAsia="Times New Roman" w:hAnsi="Helvetica" w:cs="Times New Roman"/>
                 <w:color w:val="000000"/>
                 <w:kern w:val="0"/>
-                <w:sz w:val="18"/>
-                <w:szCs w:val="18"/>
-                <w14:ligatures w14:val="none"/>
-              </w:rPr>
-            </w:pPr>
-            <w:r>
-              <w:rPr>
-                <w:rFonts w:ascii="Helvetica" w:eastAsia="Times New Roman" w:hAnsi="Helvetica" w:cs="Times New Roman"/>
-                <w:color w:val="000000"/>
-                <w:kern w:val="0"/>
-                <w:sz w:val="18"/>
-                <w:szCs w:val="18"/>
+                <w:sz w:val="16"/>
+                <w:szCs w:val="16"/>
+                <w14:ligatures w14:val="none"/>
+              </w:rPr>
+            </w:pPr>
+            <w:r>
+              <w:rPr>
+                <w:rFonts w:ascii="Helvetica" w:eastAsia="Times New Roman" w:hAnsi="Helvetica" w:cs="Times New Roman"/>
+                <w:color w:val="000000"/>
+                <w:kern w:val="0"/>
+                <w:sz w:val="16"/>
+                <w:szCs w:val="16"/>
                 <w14:ligatures w14:val="none"/>
               </w:rPr>
               <w:t>AT&amp;T</w:t>
@@ -5102,18 +5102,18 @@
                 <w:rFonts w:ascii="Helvetica" w:eastAsia="Times New Roman" w:hAnsi="Helvetica" w:cs="Times New Roman"/>
                 <w:color w:val="000000"/>
                 <w:kern w:val="0"/>
-                <w:sz w:val="18"/>
-                <w:szCs w:val="18"/>
-                <w14:ligatures w14:val="none"/>
-              </w:rPr>
-            </w:pPr>
-            <w:r>
-              <w:rPr>
-                <w:rFonts w:ascii="Helvetica" w:eastAsia="Times New Roman" w:hAnsi="Helvetica" w:cs="Times New Roman"/>
-                <w:color w:val="000000"/>
-                <w:kern w:val="0"/>
-                <w:sz w:val="18"/>
-                <w:szCs w:val="18"/>
+                <w:sz w:val="16"/>
+                <w:szCs w:val="16"/>
+                <w14:ligatures w14:val="none"/>
+              </w:rPr>
+            </w:pPr>
+            <w:r>
+              <w:rPr>
+                <w:rFonts w:ascii="Helvetica" w:eastAsia="Times New Roman" w:hAnsi="Helvetica" w:cs="Times New Roman"/>
+                <w:color w:val="000000"/>
+                <w:kern w:val="0"/>
+                <w:sz w:val="16"/>
+                <w:szCs w:val="16"/>
                 <w14:ligatures w14:val="none"/>
               </w:rPr>
               <w:t>5299643</w:t>
@@ -5147,18 +5147,18 @@
                 <w:rFonts w:ascii="Helvetica" w:eastAsia="Times New Roman" w:hAnsi="Helvetica" w:cs="Times New Roman"/>
                 <w:color w:val="000000"/>
                 <w:kern w:val="0"/>
-                <w:sz w:val="18"/>
-                <w:szCs w:val="18"/>
-                <w14:ligatures w14:val="none"/>
-              </w:rPr>
-            </w:pPr>
-            <w:r>
-              <w:rPr>
-                <w:rFonts w:ascii="Helvetica" w:eastAsia="Times New Roman" w:hAnsi="Helvetica" w:cs="Times New Roman"/>
-                <w:color w:val="000000"/>
-                <w:kern w:val="0"/>
-                <w:sz w:val="18"/>
-                <w:szCs w:val="18"/>
+                <w:sz w:val="16"/>
+                <w:szCs w:val="16"/>
+                <w14:ligatures w14:val="none"/>
+              </w:rPr>
+            </w:pPr>
+            <w:r>
+              <w:rPr>
+                <w:rFonts w:ascii="Helvetica" w:eastAsia="Times New Roman" w:hAnsi="Helvetica" w:cs="Times New Roman"/>
+                <w:color w:val="000000"/>
+                <w:kern w:val="0"/>
+                <w:sz w:val="16"/>
+                <w:szCs w:val="16"/>
                 <w14:ligatures w14:val="none"/>
               </w:rPr>
               <w:t>164116</w:t>
@@ -5192,18 +5192,18 @@
                 <w:rFonts w:ascii="Helvetica" w:eastAsia="Times New Roman" w:hAnsi="Helvetica" w:cs="Times New Roman"/>
                 <w:color w:val="000000"/>
                 <w:kern w:val="0"/>
-                <w:sz w:val="18"/>
-                <w:szCs w:val="18"/>
-                <w14:ligatures w14:val="none"/>
-              </w:rPr>
-            </w:pPr>
-            <w:r>
-              <w:rPr>
-                <w:rFonts w:ascii="Helvetica" w:eastAsia="Times New Roman" w:hAnsi="Helvetica" w:cs="Times New Roman"/>
-                <w:color w:val="000000"/>
-                <w:kern w:val="0"/>
-                <w:sz w:val="18"/>
-                <w:szCs w:val="18"/>
+                <w:sz w:val="16"/>
+                <w:szCs w:val="16"/>
+                <w14:ligatures w14:val="none"/>
+              </w:rPr>
+            </w:pPr>
+            <w:r>
+              <w:rPr>
+                <w:rFonts w:ascii="Helvetica" w:eastAsia="Times New Roman" w:hAnsi="Helvetica" w:cs="Times New Roman"/>
+                <w:color w:val="000000"/>
+                <w:kern w:val="0"/>
+                <w:sz w:val="16"/>
+                <w:szCs w:val="16"/>
                 <w14:ligatures w14:val="none"/>
               </w:rPr>
               <w:t>2.611948</w:t>
@@ -5237,18 +5237,18 @@
                 <w:rFonts w:ascii="Helvetica" w:eastAsia="Times New Roman" w:hAnsi="Helvetica" w:cs="Times New Roman"/>
                 <w:color w:val="000000"/>
                 <w:kern w:val="0"/>
-                <w:sz w:val="18"/>
-                <w:szCs w:val="18"/>
-                <w14:ligatures w14:val="none"/>
-              </w:rPr>
-            </w:pPr>
-            <w:r>
-              <w:rPr>
-                <w:rFonts w:ascii="Helvetica" w:eastAsia="Times New Roman" w:hAnsi="Helvetica" w:cs="Times New Roman"/>
-                <w:color w:val="000000"/>
-                <w:kern w:val="0"/>
-                <w:sz w:val="18"/>
-                <w:szCs w:val="18"/>
+                <w:sz w:val="16"/>
+                <w:szCs w:val="16"/>
+                <w14:ligatures w14:val="none"/>
+              </w:rPr>
+            </w:pPr>
+            <w:r>
+              <w:rPr>
+                <w:rFonts w:ascii="Helvetica" w:eastAsia="Times New Roman" w:hAnsi="Helvetica" w:cs="Times New Roman"/>
+                <w:color w:val="000000"/>
+                <w:kern w:val="0"/>
+                <w:sz w:val="16"/>
+                <w:szCs w:val="16"/>
                 <w14:ligatures w14:val="none"/>
               </w:rPr>
               <w:t>69.246868</w:t>
@@ -5282,18 +5282,18 @@
                 <w:rFonts w:ascii="Helvetica" w:eastAsia="Times New Roman" w:hAnsi="Helvetica" w:cs="Times New Roman"/>
                 <w:color w:val="000000"/>
                 <w:kern w:val="0"/>
-                <w:sz w:val="18"/>
-                <w:szCs w:val="18"/>
-                <w14:ligatures w14:val="none"/>
-              </w:rPr>
-            </w:pPr>
-            <w:r>
-              <w:rPr>
-                <w:rFonts w:ascii="Helvetica" w:eastAsia="Times New Roman" w:hAnsi="Helvetica" w:cs="Times New Roman"/>
-                <w:color w:val="000000"/>
-                <w:kern w:val="0"/>
-                <w:sz w:val="18"/>
-                <w:szCs w:val="18"/>
+                <w:sz w:val="16"/>
+                <w:szCs w:val="16"/>
+                <w14:ligatures w14:val="none"/>
+              </w:rPr>
+            </w:pPr>
+            <w:r>
+              <w:rPr>
+                <w:rFonts w:ascii="Helvetica" w:eastAsia="Times New Roman" w:hAnsi="Helvetica" w:cs="Times New Roman"/>
+                <w:color w:val="000000"/>
+                <w:kern w:val="0"/>
+                <w:sz w:val="16"/>
+                <w:szCs w:val="16"/>
                 <w14:ligatures w14:val="none"/>
               </w:rPr>
               <w:t>3.047341</w:t>
@@ -5327,18 +5327,18 @@
                 <w:rFonts w:ascii="Helvetica" w:eastAsia="Times New Roman" w:hAnsi="Helvetica" w:cs="Times New Roman"/>
                 <w:color w:val="000000"/>
                 <w:kern w:val="0"/>
-                <w:sz w:val="18"/>
-                <w:szCs w:val="18"/>
-                <w14:ligatures w14:val="none"/>
-              </w:rPr>
-            </w:pPr>
-            <w:r>
-              <w:rPr>
-                <w:rFonts w:ascii="Helvetica" w:eastAsia="Times New Roman" w:hAnsi="Helvetica" w:cs="Times New Roman"/>
-                <w:color w:val="000000"/>
-                <w:kern w:val="0"/>
-                <w:sz w:val="18"/>
-                <w:szCs w:val="18"/>
+                <w:sz w:val="16"/>
+                <w:szCs w:val="16"/>
+                <w14:ligatures w14:val="none"/>
+              </w:rPr>
+            </w:pPr>
+            <w:r>
+              <w:rPr>
+                <w:rFonts w:ascii="Helvetica" w:eastAsia="Times New Roman" w:hAnsi="Helvetica" w:cs="Times New Roman"/>
+                <w:color w:val="000000"/>
+                <w:kern w:val="0"/>
+                <w:sz w:val="16"/>
+                <w:szCs w:val="16"/>
                 <w14:ligatures w14:val="none"/>
               </w:rPr>
               <w:t>296.646177</w:t>
@@ -5372,18 +5372,18 @@
                 <w:rFonts w:ascii="Helvetica" w:eastAsia="Times New Roman" w:hAnsi="Helvetica" w:cs="Times New Roman"/>
                 <w:color w:val="000000"/>
                 <w:kern w:val="0"/>
-                <w:sz w:val="18"/>
-                <w:szCs w:val="18"/>
-                <w14:ligatures w14:val="none"/>
-              </w:rPr>
-            </w:pPr>
-            <w:r>
-              <w:rPr>
-                <w:rFonts w:ascii="Helvetica" w:eastAsia="Times New Roman" w:hAnsi="Helvetica" w:cs="Times New Roman"/>
-                <w:color w:val="000000"/>
-                <w:kern w:val="0"/>
-                <w:sz w:val="18"/>
-                <w:szCs w:val="18"/>
+                <w:sz w:val="16"/>
+                <w:szCs w:val="16"/>
+                <w14:ligatures w14:val="none"/>
+              </w:rPr>
+            </w:pPr>
+            <w:r>
+              <w:rPr>
+                <w:rFonts w:ascii="Helvetica" w:eastAsia="Times New Roman" w:hAnsi="Helvetica" w:cs="Times New Roman"/>
+                <w:color w:val="000000"/>
+                <w:kern w:val="0"/>
+                <w:sz w:val="16"/>
+                <w:szCs w:val="16"/>
                 <w14:ligatures w14:val="none"/>
               </w:rPr>
               <w:t>121.343393</w:t>
@@ -5417,18 +5417,18 @@
                 <w:rFonts w:ascii="Helvetica" w:eastAsia="Times New Roman" w:hAnsi="Helvetica" w:cs="Times New Roman"/>
                 <w:color w:val="000000"/>
                 <w:kern w:val="0"/>
-                <w:sz w:val="18"/>
-                <w:szCs w:val="18"/>
-                <w14:ligatures w14:val="none"/>
-              </w:rPr>
-            </w:pPr>
-            <w:r>
-              <w:rPr>
-                <w:rFonts w:ascii="Helvetica" w:eastAsia="Times New Roman" w:hAnsi="Helvetica" w:cs="Times New Roman"/>
-                <w:color w:val="000000"/>
-                <w:kern w:val="0"/>
-                <w:sz w:val="18"/>
-                <w:szCs w:val="18"/>
+                <w:sz w:val="16"/>
+                <w:szCs w:val="16"/>
+                <w14:ligatures w14:val="none"/>
+              </w:rPr>
+            </w:pPr>
+            <w:r>
+              <w:rPr>
+                <w:rFonts w:ascii="Helvetica" w:eastAsia="Times New Roman" w:hAnsi="Helvetica" w:cs="Times New Roman"/>
+                <w:color w:val="000000"/>
+                <w:kern w:val="0"/>
+                <w:sz w:val="16"/>
+                <w:szCs w:val="16"/>
                 <w14:ligatures w14:val="none"/>
               </w:rPr>
               <w:t>96.825543</w:t>
@@ -5462,18 +5462,18 @@
                 <w:rFonts w:ascii="Helvetica" w:eastAsia="Times New Roman" w:hAnsi="Helvetica" w:cs="Times New Roman"/>
                 <w:color w:val="000000"/>
                 <w:kern w:val="0"/>
-                <w:sz w:val="18"/>
-                <w:szCs w:val="18"/>
-                <w14:ligatures w14:val="none"/>
-              </w:rPr>
-            </w:pPr>
-            <w:r>
-              <w:rPr>
-                <w:rFonts w:ascii="Helvetica" w:eastAsia="Times New Roman" w:hAnsi="Helvetica" w:cs="Times New Roman"/>
-                <w:color w:val="000000"/>
-                <w:kern w:val="0"/>
-                <w:sz w:val="18"/>
-                <w:szCs w:val="18"/>
+                <w:sz w:val="16"/>
+                <w:szCs w:val="16"/>
+                <w14:ligatures w14:val="none"/>
+              </w:rPr>
+            </w:pPr>
+            <w:r>
+              <w:rPr>
+                <w:rFonts w:ascii="Helvetica" w:eastAsia="Times New Roman" w:hAnsi="Helvetica" w:cs="Times New Roman"/>
+                <w:color w:val="000000"/>
+                <w:kern w:val="0"/>
+                <w:sz w:val="16"/>
+                <w:szCs w:val="16"/>
                 <w14:ligatures w14:val="none"/>
               </w:rPr>
               <w:t>9.639165</w:t>
@@ -5511,8 +5511,8 @@
                 <w:bCs/>
                 <w:color w:val="000000"/>
                 <w:kern w:val="0"/>
-                <w:sz w:val="18"/>
-                <w:szCs w:val="18"/>
+                <w:sz w:val="16"/>
+                <w:szCs w:val="16"/>
                 <w14:ligatures w14:val="none"/>
               </w:rPr>
             </w:pPr>
@@ -5523,8 +5523,8 @@
                 <w:bCs/>
                 <w:color w:val="000000"/>
                 <w:kern w:val="0"/>
-                <w:sz w:val="18"/>
-                <w:szCs w:val="18"/>
+                <w:sz w:val="16"/>
+                <w:szCs w:val="16"/>
                 <w14:ligatures w14:val="none"/>
               </w:rPr>
               <w:t>2</w:t>
@@ -5558,18 +5558,18 @@
                 <w:rFonts w:ascii="Helvetica" w:eastAsia="Times New Roman" w:hAnsi="Helvetica" w:cs="Times New Roman"/>
                 <w:color w:val="000000"/>
                 <w:kern w:val="0"/>
-                <w:sz w:val="18"/>
-                <w:szCs w:val="18"/>
-                <w14:ligatures w14:val="none"/>
-              </w:rPr>
-            </w:pPr>
-            <w:r>
-              <w:rPr>
-                <w:rFonts w:ascii="Helvetica" w:eastAsia="Times New Roman" w:hAnsi="Helvetica" w:cs="Times New Roman"/>
-                <w:color w:val="000000"/>
-                <w:kern w:val="0"/>
-                <w:sz w:val="18"/>
-                <w:szCs w:val="18"/>
+                <w:sz w:val="16"/>
+                <w:szCs w:val="16"/>
+                <w14:ligatures w14:val="none"/>
+              </w:rPr>
+            </w:pPr>
+            <w:r>
+              <w:rPr>
+                <w:rFonts w:ascii="Helvetica" w:eastAsia="Times New Roman" w:hAnsi="Helvetica" w:cs="Times New Roman"/>
+                <w:color w:val="000000"/>
+                <w:kern w:val="0"/>
+                <w:sz w:val="16"/>
+                <w:szCs w:val="16"/>
                 <w14:ligatures w14:val="none"/>
               </w:rPr>
               <w:t>2018-01-01</w:t>
@@ -5603,18 +5603,18 @@
                 <w:rFonts w:ascii="Helvetica" w:eastAsia="Times New Roman" w:hAnsi="Helvetica" w:cs="Times New Roman"/>
                 <w:color w:val="000000"/>
                 <w:kern w:val="0"/>
-                <w:sz w:val="18"/>
-                <w:szCs w:val="18"/>
-                <w14:ligatures w14:val="none"/>
-              </w:rPr>
-            </w:pPr>
-            <w:r>
-              <w:rPr>
-                <w:rFonts w:ascii="Helvetica" w:eastAsia="Times New Roman" w:hAnsi="Helvetica" w:cs="Times New Roman"/>
-                <w:color w:val="000000"/>
-                <w:kern w:val="0"/>
-                <w:sz w:val="18"/>
-                <w:szCs w:val="18"/>
+                <w:sz w:val="16"/>
+                <w:szCs w:val="16"/>
+                <w14:ligatures w14:val="none"/>
+              </w:rPr>
+            </w:pPr>
+            <w:r>
+              <w:rPr>
+                <w:rFonts w:ascii="Helvetica" w:eastAsia="Times New Roman" w:hAnsi="Helvetica" w:cs="Times New Roman"/>
+                <w:color w:val="000000"/>
+                <w:kern w:val="0"/>
+                <w:sz w:val="16"/>
+                <w:szCs w:val="16"/>
                 <w14:ligatures w14:val="none"/>
               </w:rPr>
               <w:t>CA</w:t>
@@ -5648,18 +5648,18 @@
                 <w:rFonts w:ascii="Helvetica" w:eastAsia="Times New Roman" w:hAnsi="Helvetica" w:cs="Times New Roman"/>
                 <w:color w:val="000000"/>
                 <w:kern w:val="0"/>
-                <w:sz w:val="18"/>
-                <w:szCs w:val="18"/>
-                <w14:ligatures w14:val="none"/>
-              </w:rPr>
-            </w:pPr>
-            <w:r>
-              <w:rPr>
-                <w:rFonts w:ascii="Helvetica" w:eastAsia="Times New Roman" w:hAnsi="Helvetica" w:cs="Times New Roman"/>
-                <w:color w:val="000000"/>
-                <w:kern w:val="0"/>
-                <w:sz w:val="18"/>
-                <w:szCs w:val="18"/>
+                <w:sz w:val="16"/>
+                <w:szCs w:val="16"/>
+                <w14:ligatures w14:val="none"/>
+              </w:rPr>
+            </w:pPr>
+            <w:r>
+              <w:rPr>
+                <w:rFonts w:ascii="Helvetica" w:eastAsia="Times New Roman" w:hAnsi="Helvetica" w:cs="Times New Roman"/>
+                <w:color w:val="000000"/>
+                <w:kern w:val="0"/>
+                <w:sz w:val="16"/>
+                <w:szCs w:val="16"/>
                 <w14:ligatures w14:val="none"/>
               </w:rPr>
               <w:t>T-Mobile</w:t>
@@ -5693,18 +5693,18 @@
                 <w:rFonts w:ascii="Helvetica" w:eastAsia="Times New Roman" w:hAnsi="Helvetica" w:cs="Times New Roman"/>
                 <w:color w:val="000000"/>
                 <w:kern w:val="0"/>
-                <w:sz w:val="18"/>
-                <w:szCs w:val="18"/>
-                <w14:ligatures w14:val="none"/>
-              </w:rPr>
-            </w:pPr>
-            <w:r>
-              <w:rPr>
-                <w:rFonts w:ascii="Helvetica" w:eastAsia="Times New Roman" w:hAnsi="Helvetica" w:cs="Times New Roman"/>
-                <w:color w:val="000000"/>
-                <w:kern w:val="0"/>
-                <w:sz w:val="18"/>
-                <w:szCs w:val="18"/>
+                <w:sz w:val="16"/>
+                <w:szCs w:val="16"/>
+                <w14:ligatures w14:val="none"/>
+              </w:rPr>
+            </w:pPr>
+            <w:r>
+              <w:rPr>
+                <w:rFonts w:ascii="Helvetica" w:eastAsia="Times New Roman" w:hAnsi="Helvetica" w:cs="Times New Roman"/>
+                <w:color w:val="000000"/>
+                <w:kern w:val="0"/>
+                <w:sz w:val="16"/>
+                <w:szCs w:val="16"/>
                 <w14:ligatures w14:val="none"/>
               </w:rPr>
               <w:t>9610016</w:t>
@@ -5738,18 +5738,18 @@
                 <w:rFonts w:ascii="Helvetica" w:eastAsia="Times New Roman" w:hAnsi="Helvetica" w:cs="Times New Roman"/>
                 <w:color w:val="000000"/>
                 <w:kern w:val="0"/>
-                <w:sz w:val="18"/>
-                <w:szCs w:val="18"/>
-                <w14:ligatures w14:val="none"/>
-              </w:rPr>
-            </w:pPr>
-            <w:r>
-              <w:rPr>
-                <w:rFonts w:ascii="Helvetica" w:eastAsia="Times New Roman" w:hAnsi="Helvetica" w:cs="Times New Roman"/>
-                <w:color w:val="000000"/>
-                <w:kern w:val="0"/>
-                <w:sz w:val="18"/>
-                <w:szCs w:val="18"/>
+                <w:sz w:val="16"/>
+                <w:szCs w:val="16"/>
+                <w14:ligatures w14:val="none"/>
+              </w:rPr>
+            </w:pPr>
+            <w:r>
+              <w:rPr>
+                <w:rFonts w:ascii="Helvetica" w:eastAsia="Times New Roman" w:hAnsi="Helvetica" w:cs="Times New Roman"/>
+                <w:color w:val="000000"/>
+                <w:kern w:val="0"/>
+                <w:sz w:val="16"/>
+                <w:szCs w:val="16"/>
                 <w14:ligatures w14:val="none"/>
               </w:rPr>
               <w:t>190540</w:t>
@@ -5783,18 +5783,18 @@
                 <w:rFonts w:ascii="Helvetica" w:eastAsia="Times New Roman" w:hAnsi="Helvetica" w:cs="Times New Roman"/>
                 <w:color w:val="000000"/>
                 <w:kern w:val="0"/>
-                <w:sz w:val="18"/>
-                <w:szCs w:val="18"/>
-                <w14:ligatures w14:val="none"/>
-              </w:rPr>
-            </w:pPr>
-            <w:r>
-              <w:rPr>
-                <w:rFonts w:ascii="Helvetica" w:eastAsia="Times New Roman" w:hAnsi="Helvetica" w:cs="Times New Roman"/>
-                <w:color w:val="000000"/>
-                <w:kern w:val="0"/>
-                <w:sz w:val="18"/>
-                <w:szCs w:val="18"/>
+                <w:sz w:val="16"/>
+                <w:szCs w:val="16"/>
+                <w14:ligatures w14:val="none"/>
+              </w:rPr>
+            </w:pPr>
+            <w:r>
+              <w:rPr>
+                <w:rFonts w:ascii="Helvetica" w:eastAsia="Times New Roman" w:hAnsi="Helvetica" w:cs="Times New Roman"/>
+                <w:color w:val="000000"/>
+                <w:kern w:val="0"/>
+                <w:sz w:val="16"/>
+                <w:szCs w:val="16"/>
                 <w14:ligatures w14:val="none"/>
               </w:rPr>
               <w:t>2.051354</w:t>
@@ -5828,18 +5828,18 @@
                 <w:rFonts w:ascii="Helvetica" w:eastAsia="Times New Roman" w:hAnsi="Helvetica" w:cs="Times New Roman"/>
                 <w:color w:val="000000"/>
                 <w:kern w:val="0"/>
-                <w:sz w:val="18"/>
-                <w:szCs w:val="18"/>
-                <w14:ligatures w14:val="none"/>
-              </w:rPr>
-            </w:pPr>
-            <w:r>
-              <w:rPr>
-                <w:rFonts w:ascii="Helvetica" w:eastAsia="Times New Roman" w:hAnsi="Helvetica" w:cs="Times New Roman"/>
-                <w:color w:val="000000"/>
-                <w:kern w:val="0"/>
-                <w:sz w:val="18"/>
-                <w:szCs w:val="18"/>
+                <w:sz w:val="16"/>
+                <w:szCs w:val="16"/>
+                <w14:ligatures w14:val="none"/>
+              </w:rPr>
+            </w:pPr>
+            <w:r>
+              <w:rPr>
+                <w:rFonts w:ascii="Helvetica" w:eastAsia="Times New Roman" w:hAnsi="Helvetica" w:cs="Times New Roman"/>
+                <w:color w:val="000000"/>
+                <w:kern w:val="0"/>
+                <w:sz w:val="16"/>
+                <w:szCs w:val="16"/>
                 <w14:ligatures w14:val="none"/>
               </w:rPr>
               <w:t>67.846529</w:t>
@@ -5873,18 +5873,18 @@
                 <w:rFonts w:ascii="Helvetica" w:eastAsia="Times New Roman" w:hAnsi="Helvetica" w:cs="Times New Roman"/>
                 <w:color w:val="000000"/>
                 <w:kern w:val="0"/>
-                <w:sz w:val="18"/>
-                <w:szCs w:val="18"/>
-                <w14:ligatures w14:val="none"/>
-              </w:rPr>
-            </w:pPr>
-            <w:r>
-              <w:rPr>
-                <w:rFonts w:ascii="Helvetica" w:eastAsia="Times New Roman" w:hAnsi="Helvetica" w:cs="Times New Roman"/>
-                <w:color w:val="000000"/>
-                <w:kern w:val="0"/>
-                <w:sz w:val="18"/>
-                <w:szCs w:val="18"/>
+                <w:sz w:val="16"/>
+                <w:szCs w:val="16"/>
+                <w14:ligatures w14:val="none"/>
+              </w:rPr>
+            </w:pPr>
+            <w:r>
+              <w:rPr>
+                <w:rFonts w:ascii="Helvetica" w:eastAsia="Times New Roman" w:hAnsi="Helvetica" w:cs="Times New Roman"/>
+                <w:color w:val="000000"/>
+                <w:kern w:val="0"/>
+                <w:sz w:val="16"/>
+                <w:szCs w:val="16"/>
                 <w14:ligatures w14:val="none"/>
               </w:rPr>
               <w:t>9.161701</w:t>
@@ -5918,18 +5918,18 @@
                 <w:rFonts w:ascii="Helvetica" w:eastAsia="Times New Roman" w:hAnsi="Helvetica" w:cs="Times New Roman"/>
                 <w:color w:val="000000"/>
                 <w:kern w:val="0"/>
-                <w:sz w:val="18"/>
-                <w:szCs w:val="18"/>
-                <w14:ligatures w14:val="none"/>
-              </w:rPr>
-            </w:pPr>
-            <w:r>
-              <w:rPr>
-                <w:rFonts w:ascii="Helvetica" w:eastAsia="Times New Roman" w:hAnsi="Helvetica" w:cs="Times New Roman"/>
-                <w:color w:val="000000"/>
-                <w:kern w:val="0"/>
-                <w:sz w:val="18"/>
-                <w:szCs w:val="18"/>
+                <w:sz w:val="16"/>
+                <w:szCs w:val="16"/>
+                <w14:ligatures w14:val="none"/>
+              </w:rPr>
+            </w:pPr>
+            <w:r>
+              <w:rPr>
+                <w:rFonts w:ascii="Helvetica" w:eastAsia="Times New Roman" w:hAnsi="Helvetica" w:cs="Times New Roman"/>
+                <w:color w:val="000000"/>
+                <w:kern w:val="0"/>
+                <w:sz w:val="16"/>
+                <w:szCs w:val="16"/>
                 <w14:ligatures w14:val="none"/>
               </w:rPr>
               <w:t>266.638982</w:t>
@@ -5963,18 +5963,18 @@
                 <w:rFonts w:ascii="Helvetica" w:eastAsia="Times New Roman" w:hAnsi="Helvetica" w:cs="Times New Roman"/>
                 <w:color w:val="000000"/>
                 <w:kern w:val="0"/>
-                <w:sz w:val="18"/>
-                <w:szCs w:val="18"/>
-                <w14:ligatures w14:val="none"/>
-              </w:rPr>
-            </w:pPr>
-            <w:r>
-              <w:rPr>
-                <w:rFonts w:ascii="Helvetica" w:eastAsia="Times New Roman" w:hAnsi="Helvetica" w:cs="Times New Roman"/>
-                <w:color w:val="000000"/>
-                <w:kern w:val="0"/>
-                <w:sz w:val="18"/>
-                <w:szCs w:val="18"/>
+                <w:sz w:val="16"/>
+                <w:szCs w:val="16"/>
+                <w14:ligatures w14:val="none"/>
+              </w:rPr>
+            </w:pPr>
+            <w:r>
+              <w:rPr>
+                <w:rFonts w:ascii="Helvetica" w:eastAsia="Times New Roman" w:hAnsi="Helvetica" w:cs="Times New Roman"/>
+                <w:color w:val="000000"/>
+                <w:kern w:val="0"/>
+                <w:sz w:val="16"/>
+                <w:szCs w:val="16"/>
                 <w14:ligatures w14:val="none"/>
               </w:rPr>
               <w:t>135.661128</w:t>
@@ -6008,18 +6008,18 @@
                 <w:rFonts w:ascii="Helvetica" w:eastAsia="Times New Roman" w:hAnsi="Helvetica" w:cs="Times New Roman"/>
                 <w:color w:val="000000"/>
                 <w:kern w:val="0"/>
-                <w:sz w:val="18"/>
-                <w:szCs w:val="18"/>
-                <w14:ligatures w14:val="none"/>
-              </w:rPr>
-            </w:pPr>
-            <w:r>
-              <w:rPr>
-                <w:rFonts w:ascii="Helvetica" w:eastAsia="Times New Roman" w:hAnsi="Helvetica" w:cs="Times New Roman"/>
-                <w:color w:val="000000"/>
-                <w:kern w:val="0"/>
-                <w:sz w:val="18"/>
-                <w:szCs w:val="18"/>
+                <w:sz w:val="16"/>
+                <w:szCs w:val="16"/>
+                <w14:ligatures w14:val="none"/>
+              </w:rPr>
+            </w:pPr>
+            <w:r>
+              <w:rPr>
+                <w:rFonts w:ascii="Helvetica" w:eastAsia="Times New Roman" w:hAnsi="Helvetica" w:cs="Times New Roman"/>
+                <w:color w:val="000000"/>
+                <w:kern w:val="0"/>
+                <w:sz w:val="16"/>
+                <w:szCs w:val="16"/>
                 <w14:ligatures w14:val="none"/>
               </w:rPr>
               <w:t>88.940650</w:t>
@@ -6053,18 +6053,18 @@
                 <w:rFonts w:ascii="Helvetica" w:eastAsia="Times New Roman" w:hAnsi="Helvetica" w:cs="Times New Roman"/>
                 <w:color w:val="000000"/>
                 <w:kern w:val="0"/>
-                <w:sz w:val="18"/>
-                <w:szCs w:val="18"/>
-                <w14:ligatures w14:val="none"/>
-              </w:rPr>
-            </w:pPr>
-            <w:r>
-              <w:rPr>
-                <w:rFonts w:ascii="Helvetica" w:eastAsia="Times New Roman" w:hAnsi="Helvetica" w:cs="Times New Roman"/>
-                <w:color w:val="000000"/>
-                <w:kern w:val="0"/>
-                <w:sz w:val="18"/>
-                <w:szCs w:val="18"/>
+                <w:sz w:val="16"/>
+                <w:szCs w:val="16"/>
+                <w14:ligatures w14:val="none"/>
+              </w:rPr>
+            </w:pPr>
+            <w:r>
+              <w:rPr>
+                <w:rFonts w:ascii="Helvetica" w:eastAsia="Times New Roman" w:hAnsi="Helvetica" w:cs="Times New Roman"/>
+                <w:color w:val="000000"/>
+                <w:kern w:val="0"/>
+                <w:sz w:val="16"/>
+                <w:szCs w:val="16"/>
                 <w14:ligatures w14:val="none"/>
               </w:rPr>
               <w:t>9.702977</w:t>
@@ -6102,8 +6102,8 @@
                 <w:bCs/>
                 <w:color w:val="000000"/>
                 <w:kern w:val="0"/>
-                <w:sz w:val="18"/>
-                <w:szCs w:val="18"/>
+                <w:sz w:val="16"/>
+                <w:szCs w:val="16"/>
                 <w14:ligatures w14:val="none"/>
               </w:rPr>
             </w:pPr>
@@ -6114,8 +6114,8 @@
                 <w:bCs/>
                 <w:color w:val="000000"/>
                 <w:kern w:val="0"/>
-                <w:sz w:val="18"/>
-                <w:szCs w:val="18"/>
+                <w:sz w:val="16"/>
+                <w:szCs w:val="16"/>
                 <w14:ligatures w14:val="none"/>
               </w:rPr>
               <w:t>3</w:t>
@@ -6149,18 +6149,18 @@
                 <w:rFonts w:ascii="Helvetica" w:eastAsia="Times New Roman" w:hAnsi="Helvetica" w:cs="Times New Roman"/>
                 <w:color w:val="000000"/>
                 <w:kern w:val="0"/>
-                <w:sz w:val="18"/>
-                <w:szCs w:val="18"/>
-                <w14:ligatures w14:val="none"/>
-              </w:rPr>
-            </w:pPr>
-            <w:r>
-              <w:rPr>
-                <w:rFonts w:ascii="Helvetica" w:eastAsia="Times New Roman" w:hAnsi="Helvetica" w:cs="Times New Roman"/>
-                <w:color w:val="000000"/>
-                <w:kern w:val="0"/>
-                <w:sz w:val="18"/>
-                <w:szCs w:val="18"/>
+                <w:sz w:val="16"/>
+                <w:szCs w:val="16"/>
+                <w14:ligatures w14:val="none"/>
+              </w:rPr>
+            </w:pPr>
+            <w:r>
+              <w:rPr>
+                <w:rFonts w:ascii="Helvetica" w:eastAsia="Times New Roman" w:hAnsi="Helvetica" w:cs="Times New Roman"/>
+                <w:color w:val="000000"/>
+                <w:kern w:val="0"/>
+                <w:sz w:val="16"/>
+                <w:szCs w:val="16"/>
                 <w14:ligatures w14:val="none"/>
               </w:rPr>
               <w:t>2018-01-01</w:t>
@@ -6194,18 +6194,18 @@
                 <w:rFonts w:ascii="Helvetica" w:eastAsia="Times New Roman" w:hAnsi="Helvetica" w:cs="Times New Roman"/>
                 <w:color w:val="000000"/>
                 <w:kern w:val="0"/>
-                <w:sz w:val="18"/>
-                <w:szCs w:val="18"/>
-                <w14:ligatures w14:val="none"/>
-              </w:rPr>
-            </w:pPr>
-            <w:r>
-              <w:rPr>
-                <w:rFonts w:ascii="Helvetica" w:eastAsia="Times New Roman" w:hAnsi="Helvetica" w:cs="Times New Roman"/>
-                <w:color w:val="000000"/>
-                <w:kern w:val="0"/>
-                <w:sz w:val="18"/>
-                <w:szCs w:val="18"/>
+                <w:sz w:val="16"/>
+                <w:szCs w:val="16"/>
+                <w14:ligatures w14:val="none"/>
+              </w:rPr>
+            </w:pPr>
+            <w:r>
+              <w:rPr>
+                <w:rFonts w:ascii="Helvetica" w:eastAsia="Times New Roman" w:hAnsi="Helvetica" w:cs="Times New Roman"/>
+                <w:color w:val="000000"/>
+                <w:kern w:val="0"/>
+                <w:sz w:val="16"/>
+                <w:szCs w:val="16"/>
                 <w14:ligatures w14:val="none"/>
               </w:rPr>
               <w:t>TX</w:t>
@@ -6239,18 +6239,18 @@
                 <w:rFonts w:ascii="Helvetica" w:eastAsia="Times New Roman" w:hAnsi="Helvetica" w:cs="Times New Roman"/>
                 <w:color w:val="000000"/>
                 <w:kern w:val="0"/>
-                <w:sz w:val="18"/>
-                <w:szCs w:val="18"/>
-                <w14:ligatures w14:val="none"/>
-              </w:rPr>
-            </w:pPr>
-            <w:r>
-              <w:rPr>
-                <w:rFonts w:ascii="Helvetica" w:eastAsia="Times New Roman" w:hAnsi="Helvetica" w:cs="Times New Roman"/>
-                <w:color w:val="000000"/>
-                <w:kern w:val="0"/>
-                <w:sz w:val="18"/>
-                <w:szCs w:val="18"/>
+                <w:sz w:val="16"/>
+                <w:szCs w:val="16"/>
+                <w14:ligatures w14:val="none"/>
+              </w:rPr>
+            </w:pPr>
+            <w:r>
+              <w:rPr>
+                <w:rFonts w:ascii="Helvetica" w:eastAsia="Times New Roman" w:hAnsi="Helvetica" w:cs="Times New Roman"/>
+                <w:color w:val="000000"/>
+                <w:kern w:val="0"/>
+                <w:sz w:val="16"/>
+                <w:szCs w:val="16"/>
                 <w14:ligatures w14:val="none"/>
               </w:rPr>
               <w:t>Verizon</w:t>
@@ -6284,18 +6284,18 @@
                 <w:rFonts w:ascii="Helvetica" w:eastAsia="Times New Roman" w:hAnsi="Helvetica" w:cs="Times New Roman"/>
                 <w:color w:val="000000"/>
                 <w:kern w:val="0"/>
-                <w:sz w:val="18"/>
-                <w:szCs w:val="18"/>
-                <w14:ligatures w14:val="none"/>
-              </w:rPr>
-            </w:pPr>
-            <w:r>
-              <w:rPr>
-                <w:rFonts w:ascii="Helvetica" w:eastAsia="Times New Roman" w:hAnsi="Helvetica" w:cs="Times New Roman"/>
-                <w:color w:val="000000"/>
-                <w:kern w:val="0"/>
-                <w:sz w:val="18"/>
-                <w:szCs w:val="18"/>
+                <w:sz w:val="16"/>
+                <w:szCs w:val="16"/>
+                <w14:ligatures w14:val="none"/>
+              </w:rPr>
+            </w:pPr>
+            <w:r>
+              <w:rPr>
+                <w:rFonts w:ascii="Helvetica" w:eastAsia="Times New Roman" w:hAnsi="Helvetica" w:cs="Times New Roman"/>
+                <w:color w:val="000000"/>
+                <w:kern w:val="0"/>
+                <w:sz w:val="16"/>
+                <w:szCs w:val="16"/>
                 <w14:ligatures w14:val="none"/>
               </w:rPr>
               <w:t>5339746</w:t>
@@ -6329,18 +6329,18 @@
                 <w:rFonts w:ascii="Helvetica" w:eastAsia="Times New Roman" w:hAnsi="Helvetica" w:cs="Times New Roman"/>
                 <w:color w:val="000000"/>
                 <w:kern w:val="0"/>
-                <w:sz w:val="18"/>
-                <w:szCs w:val="18"/>
-                <w14:ligatures w14:val="none"/>
-              </w:rPr>
-            </w:pPr>
-            <w:r>
-              <w:rPr>
-                <w:rFonts w:ascii="Helvetica" w:eastAsia="Times New Roman" w:hAnsi="Helvetica" w:cs="Times New Roman"/>
-                <w:color w:val="000000"/>
-                <w:kern w:val="0"/>
-                <w:sz w:val="18"/>
-                <w:szCs w:val="18"/>
+                <w:sz w:val="16"/>
+                <w:szCs w:val="16"/>
+                <w14:ligatures w14:val="none"/>
+              </w:rPr>
+            </w:pPr>
+            <w:r>
+              <w:rPr>
+                <w:rFonts w:ascii="Helvetica" w:eastAsia="Times New Roman" w:hAnsi="Helvetica" w:cs="Times New Roman"/>
+                <w:color w:val="000000"/>
+                <w:kern w:val="0"/>
+                <w:sz w:val="16"/>
+                <w:szCs w:val="16"/>
                 <w14:ligatures w14:val="none"/>
               </w:rPr>
               <w:t>175319</w:t>
@@ -6374,18 +6374,18 @@
                 <w:rFonts w:ascii="Helvetica" w:eastAsia="Times New Roman" w:hAnsi="Helvetica" w:cs="Times New Roman"/>
                 <w:color w:val="000000"/>
                 <w:kern w:val="0"/>
-                <w:sz w:val="18"/>
-                <w:szCs w:val="18"/>
-                <w14:ligatures w14:val="none"/>
-              </w:rPr>
-            </w:pPr>
-            <w:r>
-              <w:rPr>
-                <w:rFonts w:ascii="Helvetica" w:eastAsia="Times New Roman" w:hAnsi="Helvetica" w:cs="Times New Roman"/>
-                <w:color w:val="000000"/>
-                <w:kern w:val="0"/>
-                <w:sz w:val="18"/>
-                <w:szCs w:val="18"/>
+                <w:sz w:val="16"/>
+                <w:szCs w:val="16"/>
+                <w14:ligatures w14:val="none"/>
+              </w:rPr>
+            </w:pPr>
+            <w:r>
+              <w:rPr>
+                <w:rFonts w:ascii="Helvetica" w:eastAsia="Times New Roman" w:hAnsi="Helvetica" w:cs="Times New Roman"/>
+                <w:color w:val="000000"/>
+                <w:kern w:val="0"/>
+                <w:sz w:val="16"/>
+                <w:szCs w:val="16"/>
                 <w14:ligatures w14:val="none"/>
               </w:rPr>
               <w:t>2.625973</w:t>
@@ -6419,18 +6419,18 @@
                 <w:rFonts w:ascii="Helvetica" w:eastAsia="Times New Roman" w:hAnsi="Helvetica" w:cs="Times New Roman"/>
                 <w:color w:val="000000"/>
                 <w:kern w:val="0"/>
-                <w:sz w:val="18"/>
-                <w:szCs w:val="18"/>
-                <w14:ligatures w14:val="none"/>
-              </w:rPr>
-            </w:pPr>
-            <w:r>
-              <w:rPr>
-                <w:rFonts w:ascii="Helvetica" w:eastAsia="Times New Roman" w:hAnsi="Helvetica" w:cs="Times New Roman"/>
-                <w:color w:val="000000"/>
-                <w:kern w:val="0"/>
-                <w:sz w:val="18"/>
-                <w:szCs w:val="18"/>
+                <w:sz w:val="16"/>
+                <w:szCs w:val="16"/>
+                <w14:ligatures w14:val="none"/>
+              </w:rPr>
+            </w:pPr>
+            <w:r>
+              <w:rPr>
+                <w:rFonts w:ascii="Helvetica" w:eastAsia="Times New Roman" w:hAnsi="Helvetica" w:cs="Times New Roman"/>
+                <w:color w:val="000000"/>
+                <w:kern w:val="0"/>
+                <w:sz w:val="16"/>
+                <w:szCs w:val="16"/>
                 <w14:ligatures w14:val="none"/>
               </w:rPr>
               <w:t>75.199972</w:t>
@@ -6464,18 +6464,18 @@
                 <w:rFonts w:ascii="Helvetica" w:eastAsia="Times New Roman" w:hAnsi="Helvetica" w:cs="Times New Roman"/>
                 <w:color w:val="000000"/>
                 <w:kern w:val="0"/>
-                <w:sz w:val="18"/>
-                <w:szCs w:val="18"/>
-                <w14:ligatures w14:val="none"/>
-              </w:rPr>
-            </w:pPr>
-            <w:r>
-              <w:rPr>
-                <w:rFonts w:ascii="Helvetica" w:eastAsia="Times New Roman" w:hAnsi="Helvetica" w:cs="Times New Roman"/>
-                <w:color w:val="000000"/>
-                <w:kern w:val="0"/>
-                <w:sz w:val="18"/>
-                <w:szCs w:val="18"/>
+                <w:sz w:val="16"/>
+                <w:szCs w:val="16"/>
+                <w14:ligatures w14:val="none"/>
+              </w:rPr>
+            </w:pPr>
+            <w:r>
+              <w:rPr>
+                <w:rFonts w:ascii="Helvetica" w:eastAsia="Times New Roman" w:hAnsi="Helvetica" w:cs="Times New Roman"/>
+                <w:color w:val="000000"/>
+                <w:kern w:val="0"/>
+                <w:sz w:val="16"/>
+                <w:szCs w:val="16"/>
                 <w14:ligatures w14:val="none"/>
               </w:rPr>
               <w:t>4.185627</w:t>
@@ -6509,18 +6509,18 @@
                 <w:rFonts w:ascii="Helvetica" w:eastAsia="Times New Roman" w:hAnsi="Helvetica" w:cs="Times New Roman"/>
                 <w:color w:val="000000"/>
                 <w:kern w:val="0"/>
-                <w:sz w:val="18"/>
-                <w:szCs w:val="18"/>
-                <w14:ligatures w14:val="none"/>
-              </w:rPr>
-            </w:pPr>
-            <w:r>
-              <w:rPr>
-                <w:rFonts w:ascii="Helvetica" w:eastAsia="Times New Roman" w:hAnsi="Helvetica" w:cs="Times New Roman"/>
-                <w:color w:val="000000"/>
-                <w:kern w:val="0"/>
-                <w:sz w:val="18"/>
-                <w:szCs w:val="18"/>
+                <w:sz w:val="16"/>
+                <w:szCs w:val="16"/>
+                <w14:ligatures w14:val="none"/>
+              </w:rPr>
+            </w:pPr>
+            <w:r>
+              <w:rPr>
+                <w:rFonts w:ascii="Helvetica" w:eastAsia="Times New Roman" w:hAnsi="Helvetica" w:cs="Times New Roman"/>
+                <w:color w:val="000000"/>
+                <w:kern w:val="0"/>
+                <w:sz w:val="16"/>
+                <w:szCs w:val="16"/>
                 <w14:ligatures w14:val="none"/>
               </w:rPr>
               <w:t>214.088795</w:t>
@@ -6554,18 +6554,18 @@
                 <w:rFonts w:ascii="Helvetica" w:eastAsia="Times New Roman" w:hAnsi="Helvetica" w:cs="Times New Roman"/>
                 <w:color w:val="000000"/>
                 <w:kern w:val="0"/>
-                <w:sz w:val="18"/>
-                <w:szCs w:val="18"/>
-                <w14:ligatures w14:val="none"/>
-              </w:rPr>
-            </w:pPr>
-            <w:r>
-              <w:rPr>
-                <w:rFonts w:ascii="Helvetica" w:eastAsia="Times New Roman" w:hAnsi="Helvetica" w:cs="Times New Roman"/>
-                <w:color w:val="000000"/>
-                <w:kern w:val="0"/>
-                <w:sz w:val="18"/>
-                <w:szCs w:val="18"/>
+                <w:sz w:val="16"/>
+                <w:szCs w:val="16"/>
+                <w14:ligatures w14:val="none"/>
+              </w:rPr>
+            </w:pPr>
+            <w:r>
+              <w:rPr>
+                <w:rFonts w:ascii="Helvetica" w:eastAsia="Times New Roman" w:hAnsi="Helvetica" w:cs="Times New Roman"/>
+                <w:color w:val="000000"/>
+                <w:kern w:val="0"/>
+                <w:sz w:val="16"/>
+                <w:szCs w:val="16"/>
                 <w14:ligatures w14:val="none"/>
               </w:rPr>
               <w:t>131.886257</w:t>
@@ -6599,18 +6599,18 @@
                 <w:rFonts w:ascii="Helvetica" w:eastAsia="Times New Roman" w:hAnsi="Helvetica" w:cs="Times New Roman"/>
                 <w:color w:val="000000"/>
                 <w:kern w:val="0"/>
-                <w:sz w:val="18"/>
-                <w:szCs w:val="18"/>
-                <w14:ligatures w14:val="none"/>
-              </w:rPr>
-            </w:pPr>
-            <w:r>
-              <w:rPr>
-                <w:rFonts w:ascii="Helvetica" w:eastAsia="Times New Roman" w:hAnsi="Helvetica" w:cs="Times New Roman"/>
-                <w:color w:val="000000"/>
-                <w:kern w:val="0"/>
-                <w:sz w:val="18"/>
-                <w:szCs w:val="18"/>
+                <w:sz w:val="16"/>
+                <w:szCs w:val="16"/>
+                <w14:ligatures w14:val="none"/>
+              </w:rPr>
+            </w:pPr>
+            <w:r>
+              <w:rPr>
+                <w:rFonts w:ascii="Helvetica" w:eastAsia="Times New Roman" w:hAnsi="Helvetica" w:cs="Times New Roman"/>
+                <w:color w:val="000000"/>
+                <w:kern w:val="0"/>
+                <w:sz w:val="16"/>
+                <w:szCs w:val="16"/>
                 <w14:ligatures w14:val="none"/>
               </w:rPr>
               <w:t>95.946386</w:t>
@@ -6644,18 +6644,18 @@
                 <w:rFonts w:ascii="Helvetica" w:eastAsia="Times New Roman" w:hAnsi="Helvetica" w:cs="Times New Roman"/>
                 <w:color w:val="000000"/>
                 <w:kern w:val="0"/>
-                <w:sz w:val="18"/>
-                <w:szCs w:val="18"/>
-                <w14:ligatures w14:val="none"/>
-              </w:rPr>
-            </w:pPr>
-            <w:r>
-              <w:rPr>
-                <w:rFonts w:ascii="Helvetica" w:eastAsia="Times New Roman" w:hAnsi="Helvetica" w:cs="Times New Roman"/>
-                <w:color w:val="000000"/>
-                <w:kern w:val="0"/>
-                <w:sz w:val="18"/>
-                <w:szCs w:val="18"/>
+                <w:sz w:val="16"/>
+                <w:szCs w:val="16"/>
+                <w14:ligatures w14:val="none"/>
+              </w:rPr>
+            </w:pPr>
+            <w:r>
+              <w:rPr>
+                <w:rFonts w:ascii="Helvetica" w:eastAsia="Times New Roman" w:hAnsi="Helvetica" w:cs="Times New Roman"/>
+                <w:color w:val="000000"/>
+                <w:kern w:val="0"/>
+                <w:sz w:val="16"/>
+                <w:szCs w:val="16"/>
                 <w14:ligatures w14:val="none"/>
               </w:rPr>
               <w:t>9.764117</w:t>
@@ -6693,8 +6693,8 @@
                 <w:bCs/>
                 <w:color w:val="000000"/>
                 <w:kern w:val="0"/>
-                <w:sz w:val="18"/>
-                <w:szCs w:val="18"/>
+                <w:sz w:val="16"/>
+                <w:szCs w:val="16"/>
                 <w14:ligatures w14:val="none"/>
               </w:rPr>
             </w:pPr>
@@ -6705,8 +6705,8 @@
                 <w:bCs/>
                 <w:color w:val="000000"/>
                 <w:kern w:val="0"/>
-                <w:sz w:val="18"/>
-                <w:szCs w:val="18"/>
+                <w:sz w:val="16"/>
+                <w:szCs w:val="16"/>
                 <w14:ligatures w14:val="none"/>
               </w:rPr>
               <w:t>4</w:t>
@@ -6740,18 +6740,18 @@
                 <w:rFonts w:ascii="Helvetica" w:eastAsia="Times New Roman" w:hAnsi="Helvetica" w:cs="Times New Roman"/>
                 <w:color w:val="000000"/>
                 <w:kern w:val="0"/>
-                <w:sz w:val="18"/>
-                <w:szCs w:val="18"/>
-                <w14:ligatures w14:val="none"/>
-              </w:rPr>
-            </w:pPr>
-            <w:r>
-              <w:rPr>
-                <w:rFonts w:ascii="Helvetica" w:eastAsia="Times New Roman" w:hAnsi="Helvetica" w:cs="Times New Roman"/>
-                <w:color w:val="000000"/>
-                <w:kern w:val="0"/>
-                <w:sz w:val="18"/>
-                <w:szCs w:val="18"/>
+                <w:sz w:val="16"/>
+                <w:szCs w:val="16"/>
+                <w14:ligatures w14:val="none"/>
+              </w:rPr>
+            </w:pPr>
+            <w:r>
+              <w:rPr>
+                <w:rFonts w:ascii="Helvetica" w:eastAsia="Times New Roman" w:hAnsi="Helvetica" w:cs="Times New Roman"/>
+                <w:color w:val="000000"/>
+                <w:kern w:val="0"/>
+                <w:sz w:val="16"/>
+                <w:szCs w:val="16"/>
                 <w14:ligatures w14:val="none"/>
               </w:rPr>
               <w:t>2018-01-01</w:t>
@@ -6785,18 +6785,18 @@
                 <w:rFonts w:ascii="Helvetica" w:eastAsia="Times New Roman" w:hAnsi="Helvetica" w:cs="Times New Roman"/>
                 <w:color w:val="000000"/>
                 <w:kern w:val="0"/>
-                <w:sz w:val="18"/>
-                <w:szCs w:val="18"/>
-                <w14:ligatures w14:val="none"/>
-              </w:rPr>
-            </w:pPr>
-            <w:r>
-              <w:rPr>
-                <w:rFonts w:ascii="Helvetica" w:eastAsia="Times New Roman" w:hAnsi="Helvetica" w:cs="Times New Roman"/>
-                <w:color w:val="000000"/>
-                <w:kern w:val="0"/>
-                <w:sz w:val="18"/>
-                <w:szCs w:val="18"/>
+                <w:sz w:val="16"/>
+                <w:szCs w:val="16"/>
+                <w14:ligatures w14:val="none"/>
+              </w:rPr>
+            </w:pPr>
+            <w:r>
+              <w:rPr>
+                <w:rFonts w:ascii="Helvetica" w:eastAsia="Times New Roman" w:hAnsi="Helvetica" w:cs="Times New Roman"/>
+                <w:color w:val="000000"/>
+                <w:kern w:val="0"/>
+                <w:sz w:val="16"/>
+                <w:szCs w:val="16"/>
                 <w14:ligatures w14:val="none"/>
               </w:rPr>
               <w:t>TX</w:t>
@@ -6830,18 +6830,18 @@
                 <w:rFonts w:ascii="Helvetica" w:eastAsia="Times New Roman" w:hAnsi="Helvetica" w:cs="Times New Roman"/>
                 <w:color w:val="000000"/>
                 <w:kern w:val="0"/>
-                <w:sz w:val="18"/>
-                <w:szCs w:val="18"/>
-                <w14:ligatures w14:val="none"/>
-              </w:rPr>
-            </w:pPr>
-            <w:r>
-              <w:rPr>
-                <w:rFonts w:ascii="Helvetica" w:eastAsia="Times New Roman" w:hAnsi="Helvetica" w:cs="Times New Roman"/>
-                <w:color w:val="000000"/>
-                <w:kern w:val="0"/>
-                <w:sz w:val="18"/>
-                <w:szCs w:val="18"/>
+                <w:sz w:val="16"/>
+                <w:szCs w:val="16"/>
+                <w14:ligatures w14:val="none"/>
+              </w:rPr>
+            </w:pPr>
+            <w:r>
+              <w:rPr>
+                <w:rFonts w:ascii="Helvetica" w:eastAsia="Times New Roman" w:hAnsi="Helvetica" w:cs="Times New Roman"/>
+                <w:color w:val="000000"/>
+                <w:kern w:val="0"/>
+                <w:sz w:val="16"/>
+                <w:szCs w:val="16"/>
                 <w14:ligatures w14:val="none"/>
               </w:rPr>
               <w:t>AT&amp;T</w:t>
@@ -6875,18 +6875,18 @@
                 <w:rFonts w:ascii="Helvetica" w:eastAsia="Times New Roman" w:hAnsi="Helvetica" w:cs="Times New Roman"/>
                 <w:color w:val="000000"/>
                 <w:kern w:val="0"/>
-                <w:sz w:val="18"/>
-                <w:szCs w:val="18"/>
-                <w14:ligatures w14:val="none"/>
-              </w:rPr>
-            </w:pPr>
-            <w:r>
-              <w:rPr>
-                <w:rFonts w:ascii="Helvetica" w:eastAsia="Times New Roman" w:hAnsi="Helvetica" w:cs="Times New Roman"/>
-                <w:color w:val="000000"/>
-                <w:kern w:val="0"/>
-                <w:sz w:val="18"/>
-                <w:szCs w:val="18"/>
+                <w:sz w:val="16"/>
+                <w:szCs w:val="16"/>
+                <w14:ligatures w14:val="none"/>
+              </w:rPr>
+            </w:pPr>
+            <w:r>
+              <w:rPr>
+                <w:rFonts w:ascii="Helvetica" w:eastAsia="Times New Roman" w:hAnsi="Helvetica" w:cs="Times New Roman"/>
+                <w:color w:val="000000"/>
+                <w:kern w:val="0"/>
+                <w:sz w:val="16"/>
+                <w:szCs w:val="16"/>
                 <w14:ligatures w14:val="none"/>
               </w:rPr>
               <w:t>5203089</w:t>
@@ -6920,18 +6920,18 @@
                 <w:rFonts w:ascii="Helvetica" w:eastAsia="Times New Roman" w:hAnsi="Helvetica" w:cs="Times New Roman"/>
                 <w:color w:val="000000"/>
                 <w:kern w:val="0"/>
-                <w:sz w:val="18"/>
-                <w:szCs w:val="18"/>
-                <w14:ligatures w14:val="none"/>
-              </w:rPr>
-            </w:pPr>
-            <w:r>
-              <w:rPr>
-                <w:rFonts w:ascii="Helvetica" w:eastAsia="Times New Roman" w:hAnsi="Helvetica" w:cs="Times New Roman"/>
-                <w:color w:val="000000"/>
-                <w:kern w:val="0"/>
-                <w:sz w:val="18"/>
-                <w:szCs w:val="18"/>
+                <w:sz w:val="16"/>
+                <w:szCs w:val="16"/>
+                <w14:ligatures w14:val="none"/>
+              </w:rPr>
+            </w:pPr>
+            <w:r>
+              <w:rPr>
+                <w:rFonts w:ascii="Helvetica" w:eastAsia="Times New Roman" w:hAnsi="Helvetica" w:cs="Times New Roman"/>
+                <w:color w:val="000000"/>
+                <w:kern w:val="0"/>
+                <w:sz w:val="16"/>
+                <w:szCs w:val="16"/>
                 <w14:ligatures w14:val="none"/>
               </w:rPr>
               <w:t>141670</w:t>
@@ -6965,18 +6965,18 @@
                 <w:rFonts w:ascii="Helvetica" w:eastAsia="Times New Roman" w:hAnsi="Helvetica" w:cs="Times New Roman"/>
                 <w:color w:val="000000"/>
                 <w:kern w:val="0"/>
-                <w:sz w:val="18"/>
-                <w:szCs w:val="18"/>
-                <w14:ligatures w14:val="none"/>
-              </w:rPr>
-            </w:pPr>
-            <w:r>
-              <w:rPr>
-                <w:rFonts w:ascii="Helvetica" w:eastAsia="Times New Roman" w:hAnsi="Helvetica" w:cs="Times New Roman"/>
-                <w:color w:val="000000"/>
-                <w:kern w:val="0"/>
-                <w:sz w:val="18"/>
-                <w:szCs w:val="18"/>
+                <w:sz w:val="16"/>
+                <w:szCs w:val="16"/>
+                <w14:ligatures w14:val="none"/>
+              </w:rPr>
+            </w:pPr>
+            <w:r>
+              <w:rPr>
+                <w:rFonts w:ascii="Helvetica" w:eastAsia="Times New Roman" w:hAnsi="Helvetica" w:cs="Times New Roman"/>
+                <w:color w:val="000000"/>
+                <w:kern w:val="0"/>
+                <w:sz w:val="16"/>
+                <w:szCs w:val="16"/>
                 <w14:ligatures w14:val="none"/>
               </w:rPr>
               <w:t>2.506434</w:t>
@@ -7010,18 +7010,18 @@
                 <w:rFonts w:ascii="Helvetica" w:eastAsia="Times New Roman" w:hAnsi="Helvetica" w:cs="Times New Roman"/>
                 <w:color w:val="000000"/>
                 <w:kern w:val="0"/>
-                <w:sz w:val="18"/>
-                <w:szCs w:val="18"/>
-                <w14:ligatures w14:val="none"/>
-              </w:rPr>
-            </w:pPr>
-            <w:r>
-              <w:rPr>
-                <w:rFonts w:ascii="Helvetica" w:eastAsia="Times New Roman" w:hAnsi="Helvetica" w:cs="Times New Roman"/>
-                <w:color w:val="000000"/>
-                <w:kern w:val="0"/>
-                <w:sz w:val="18"/>
-                <w:szCs w:val="18"/>
+                <w:sz w:val="16"/>
+                <w:szCs w:val="16"/>
+                <w14:ligatures w14:val="none"/>
+              </w:rPr>
+            </w:pPr>
+            <w:r>
+              <w:rPr>
+                <w:rFonts w:ascii="Helvetica" w:eastAsia="Times New Roman" w:hAnsi="Helvetica" w:cs="Times New Roman"/>
+                <w:color w:val="000000"/>
+                <w:kern w:val="0"/>
+                <w:sz w:val="16"/>
+                <w:szCs w:val="16"/>
                 <w14:ligatures w14:val="none"/>
               </w:rPr>
               <w:t>72.164507</w:t>
@@ -7055,18 +7055,18 @@
                 <w:rFonts w:ascii="Helvetica" w:eastAsia="Times New Roman" w:hAnsi="Helvetica" w:cs="Times New Roman"/>
                 <w:color w:val="000000"/>
                 <w:kern w:val="0"/>
-                <w:sz w:val="18"/>
-                <w:szCs w:val="18"/>
-                <w14:ligatures w14:val="none"/>
-              </w:rPr>
-            </w:pPr>
-            <w:r>
-              <w:rPr>
-                <w:rFonts w:ascii="Helvetica" w:eastAsia="Times New Roman" w:hAnsi="Helvetica" w:cs="Times New Roman"/>
-                <w:color w:val="000000"/>
-                <w:kern w:val="0"/>
-                <w:sz w:val="18"/>
-                <w:szCs w:val="18"/>
+                <w:sz w:val="16"/>
+                <w:szCs w:val="16"/>
+                <w14:ligatures w14:val="none"/>
+              </w:rPr>
+            </w:pPr>
+            <w:r>
+              <w:rPr>
+                <w:rFonts w:ascii="Helvetica" w:eastAsia="Times New Roman" w:hAnsi="Helvetica" w:cs="Times New Roman"/>
+                <w:color w:val="000000"/>
+                <w:kern w:val="0"/>
+                <w:sz w:val="16"/>
+                <w:szCs w:val="16"/>
                 <w14:ligatures w14:val="none"/>
               </w:rPr>
               <w:t>4.973349</w:t>
@@ -7100,18 +7100,18 @@
                 <w:rFonts w:ascii="Helvetica" w:eastAsia="Times New Roman" w:hAnsi="Helvetica" w:cs="Times New Roman"/>
                 <w:color w:val="000000"/>
                 <w:kern w:val="0"/>
-                <w:sz w:val="18"/>
-                <w:szCs w:val="18"/>
-                <w14:ligatures w14:val="none"/>
-              </w:rPr>
-            </w:pPr>
-            <w:r>
-              <w:rPr>
-                <w:rFonts w:ascii="Helvetica" w:eastAsia="Times New Roman" w:hAnsi="Helvetica" w:cs="Times New Roman"/>
-                <w:color w:val="000000"/>
-                <w:kern w:val="0"/>
-                <w:sz w:val="18"/>
-                <w:szCs w:val="18"/>
+                <w:sz w:val="16"/>
+                <w:szCs w:val="16"/>
+                <w14:ligatures w14:val="none"/>
+              </w:rPr>
+            </w:pPr>
+            <w:r>
+              <w:rPr>
+                <w:rFonts w:ascii="Helvetica" w:eastAsia="Times New Roman" w:hAnsi="Helvetica" w:cs="Times New Roman"/>
+                <w:color w:val="000000"/>
+                <w:kern w:val="0"/>
+                <w:sz w:val="16"/>
+                <w:szCs w:val="16"/>
                 <w14:ligatures w14:val="none"/>
               </w:rPr>
               <w:t>103.127281</w:t>
@@ -7145,18 +7145,18 @@
                 <w:rFonts w:ascii="Helvetica" w:eastAsia="Times New Roman" w:hAnsi="Helvetica" w:cs="Times New Roman"/>
                 <w:color w:val="000000"/>
                 <w:kern w:val="0"/>
-                <w:sz w:val="18"/>
-                <w:szCs w:val="18"/>
-                <w14:ligatures w14:val="none"/>
-              </w:rPr>
-            </w:pPr>
-            <w:r>
-              <w:rPr>
-                <w:rFonts w:ascii="Helvetica" w:eastAsia="Times New Roman" w:hAnsi="Helvetica" w:cs="Times New Roman"/>
-                <w:color w:val="000000"/>
-                <w:kern w:val="0"/>
-                <w:sz w:val="18"/>
-                <w:szCs w:val="18"/>
+                <w:sz w:val="16"/>
+                <w:szCs w:val="16"/>
+                <w14:ligatures w14:val="none"/>
+              </w:rPr>
+            </w:pPr>
+            <w:r>
+              <w:rPr>
+                <w:rFonts w:ascii="Helvetica" w:eastAsia="Times New Roman" w:hAnsi="Helvetica" w:cs="Times New Roman"/>
+                <w:color w:val="000000"/>
+                <w:kern w:val="0"/>
+                <w:sz w:val="16"/>
+                <w:szCs w:val="16"/>
                 <w14:ligatures w14:val="none"/>
               </w:rPr>
               <w:t>96.332179</w:t>
@@ -7190,18 +7190,18 @@
                 <w:rFonts w:ascii="Helvetica" w:eastAsia="Times New Roman" w:hAnsi="Helvetica" w:cs="Times New Roman"/>
                 <w:color w:val="000000"/>
                 <w:kern w:val="0"/>
-                <w:sz w:val="18"/>
-                <w:szCs w:val="18"/>
-                <w14:ligatures w14:val="none"/>
-              </w:rPr>
-            </w:pPr>
-            <w:r>
-              <w:rPr>
-                <w:rFonts w:ascii="Helvetica" w:eastAsia="Times New Roman" w:hAnsi="Helvetica" w:cs="Times New Roman"/>
-                <w:color w:val="000000"/>
-                <w:kern w:val="0"/>
-                <w:sz w:val="18"/>
-                <w:szCs w:val="18"/>
+                <w:sz w:val="16"/>
+                <w:szCs w:val="16"/>
+                <w14:ligatures w14:val="none"/>
+              </w:rPr>
+            </w:pPr>
+            <w:r>
+              <w:rPr>
+                <w:rFonts w:ascii="Helvetica" w:eastAsia="Times New Roman" w:hAnsi="Helvetica" w:cs="Times New Roman"/>
+                <w:color w:val="000000"/>
+                <w:kern w:val="0"/>
+                <w:sz w:val="16"/>
+                <w:szCs w:val="16"/>
                 <w14:ligatures w14:val="none"/>
               </w:rPr>
               <w:t>93.952085</w:t>
@@ -7235,18 +7235,18 @@
                 <w:rFonts w:ascii="Helvetica" w:eastAsia="Times New Roman" w:hAnsi="Helvetica" w:cs="Times New Roman"/>
                 <w:color w:val="000000"/>
                 <w:kern w:val="0"/>
-                <w:sz w:val="18"/>
-                <w:szCs w:val="18"/>
-                <w14:ligatures w14:val="none"/>
-              </w:rPr>
-            </w:pPr>
-            <w:r>
-              <w:rPr>
-                <w:rFonts w:ascii="Helvetica" w:eastAsia="Times New Roman" w:hAnsi="Helvetica" w:cs="Times New Roman"/>
-                <w:color w:val="000000"/>
-                <w:kern w:val="0"/>
-                <w:sz w:val="18"/>
-                <w:szCs w:val="18"/>
+                <w:sz w:val="16"/>
+                <w:szCs w:val="16"/>
+                <w14:ligatures w14:val="none"/>
+              </w:rPr>
+            </w:pPr>
+            <w:r>
+              <w:rPr>
+                <w:rFonts w:ascii="Helvetica" w:eastAsia="Times New Roman" w:hAnsi="Helvetica" w:cs="Times New Roman"/>
+                <w:color w:val="000000"/>
+                <w:kern w:val="0"/>
+                <w:sz w:val="16"/>
+                <w:szCs w:val="16"/>
                 <w14:ligatures w14:val="none"/>
               </w:rPr>
               <w:t>9.023561</w:t>
@@ -7259,6 +7259,8 @@
       <w:pPr>
         <w:rPr>
           <w:rFonts w:eastAsiaTheme="minorEastAsia"/>
+          <w:sz w:val="16"/>
+          <w:szCs w:val="16"/>
           <w:lang w:eastAsia="zh-CN"/>
         </w:rPr>
       </w:pPr>
@@ -7980,6 +7982,7 @@
   <w:style w:type="character" w:default="1" w:styleId="DefaultParagraphFont">
     <w:name w:val="Default Paragraph Font"/>
     <w:uiPriority w:val="1"/>
+    <w:semiHidden/>
     <w:unhideWhenUsed/>
   </w:style>
   <w:style w:type="table" w:default="1" w:styleId="TableNormal">
